--- a/Career Playbook.docx
+++ b/Career Playbook.docx
@@ -20,7 +20,6 @@
         <w:t>Marca e Portefólio</w:t>
       </w:r>
     </w:p>
-    <w:p/>
     <w:p/>
     <w:p>
       <w:pPr>
@@ -494,47 +493,47 @@
           <w:sz w:val="24"/>
           <w:szCs w:val="24"/>
         </w:rPr>
+        <w:t>Programing, code,</w:t>
+      </w:r>
+      <w:r>
+        <w:rPr>
+          <w:sz w:val="24"/>
+          <w:szCs w:val="24"/>
+        </w:rPr>
+        <w:t xml:space="preserve"> Creating UX and  UI desings ,</w:t>
+      </w:r>
+      <w:r>
+        <w:rPr>
+          <w:sz w:val="24"/>
+          <w:szCs w:val="24"/>
+        </w:rPr>
+        <w:t xml:space="preserve"> data- base</w:t>
+      </w:r>
+      <w:r>
+        <w:rPr>
+          <w:sz w:val="24"/>
+          <w:szCs w:val="24"/>
+        </w:rPr>
+        <w:t xml:space="preserve"> | Programar, Prototipar desgins UX e UI, base de dados</w:t>
+      </w:r>
+    </w:p>
+    <w:p>
+      <w:pPr>
+        <w:rPr>
+          <w:b/>
+          <w:bCs/>
+          <w:sz w:val="24"/>
+          <w:szCs w:val="24"/>
+        </w:rPr>
+      </w:pPr>
+      <w:r>
+        <w:rPr>
+          <w:b/>
+          <w:bCs/>
+          <w:sz w:val="24"/>
+          <w:szCs w:val="24"/>
+        </w:rPr>
         <w:lastRenderedPageBreak/>
-        <w:t>Programing, code,</w:t>
-      </w:r>
-      <w:r>
-        <w:rPr>
-          <w:sz w:val="24"/>
-          <w:szCs w:val="24"/>
-        </w:rPr>
-        <w:t xml:space="preserve"> Creating UX and  UI desings ,</w:t>
-      </w:r>
-      <w:r>
-        <w:rPr>
-          <w:sz w:val="24"/>
-          <w:szCs w:val="24"/>
-        </w:rPr>
-        <w:t xml:space="preserve"> data- base</w:t>
-      </w:r>
-      <w:r>
-        <w:rPr>
-          <w:sz w:val="24"/>
-          <w:szCs w:val="24"/>
-        </w:rPr>
-        <w:t xml:space="preserve"> | Programar, Prototipar desgins UX e UI, base de dados</w:t>
-      </w:r>
-    </w:p>
-    <w:p>
-      <w:pPr>
-        <w:rPr>
-          <w:b/>
-          <w:bCs/>
-          <w:sz w:val="24"/>
-          <w:szCs w:val="24"/>
-        </w:rPr>
-      </w:pPr>
-      <w:r>
-        <w:rPr>
-          <w:b/>
-          <w:bCs/>
-          <w:sz w:val="24"/>
-          <w:szCs w:val="24"/>
-        </w:rPr>
         <w:t>PASSION</w:t>
       </w:r>
       <w:r>
@@ -938,12 +937,12 @@
           <w:b/>
           <w:bCs/>
         </w:rPr>
+        <w:t>3. O Quê (What) - O resultado do teu trabalho</w:t>
+      </w:r>
+    </w:p>
+    <w:p>
+      <w:r>
         <w:lastRenderedPageBreak/>
-        <w:t>3. O Quê (What) - O resultado do teu trabalho</w:t>
-      </w:r>
-    </w:p>
-    <w:p>
-      <w:r>
         <w:t>"Desenvolvo websites full-stack (client-side e server-side) profissionais, robustos e à medida."</w:t>
       </w:r>
     </w:p>
@@ -1067,13 +1066,7 @@
         <w:t>Perfil Multidisciplinar (A base do Profissional em "T"):</w:t>
       </w:r>
       <w:r>
-        <w:t xml:space="preserve"> Além da programação e bases de </w:t>
-      </w:r>
-      <w:r>
-        <w:t>dados,</w:t>
-      </w:r>
-      <w:r>
-        <w:t xml:space="preserve"> te</w:t>
+        <w:t xml:space="preserve"> Além da programação e bases de dados, te</w:t>
       </w:r>
       <w:r>
         <w:t>nho</w:t>
@@ -1222,13 +1215,7 @@
         <w:t>Procrastinação por Falta de Estrutura:</w:t>
       </w:r>
       <w:r>
-        <w:t xml:space="preserve"> Tendência para procrastinar quando não existem objetivos, prazos ou </w:t>
-      </w:r>
-      <w:r>
-        <w:t>tarefas claramente definidas</w:t>
-      </w:r>
-      <w:r>
-        <w:t>.</w:t>
+        <w:t xml:space="preserve"> Tendência para procrastinar quando não existem objetivos, prazos ou tarefas claramente definidas.</w:t>
       </w:r>
     </w:p>
     <w:p>
@@ -1900,14 +1887,7 @@
         <w:t>Moodboard de Implementação</w:t>
       </w:r>
     </w:p>
-    <w:p>
-      <w:r>
-        <w:t>------------------------------</w:t>
-      </w:r>
-      <w:r>
-        <w:t xml:space="preserve"> em falta</w:t>
-      </w:r>
-    </w:p>
+    <w:p/>
     <w:p>
       <w:pPr>
         <w:rPr>
@@ -1929,16 +1909,92 @@
     <w:p>
       <w:pPr>
         <w:rPr>
-          <w:b/>
-          <w:bCs/>
-        </w:rPr>
-      </w:pPr>
-      <w:r>
-        <w:rPr>
-          <w:b/>
-          <w:bCs/>
-        </w:rPr>
-        <w:t>O moodboard de IDENTIDADE da marca pessoal deve conter:</w:t>
+          <w:i/>
+          <w:iCs/>
+        </w:rPr>
+      </w:pPr>
+    </w:p>
+    <w:p>
+      <w:pPr>
+        <w:rPr>
+          <w:b/>
+          <w:bCs/>
+          <w:color w:val="EE0000"/>
+          <w:sz w:val="24"/>
+          <w:szCs w:val="24"/>
+        </w:rPr>
+      </w:pPr>
+      <w:r>
+        <w:rPr>
+          <w:b/>
+          <w:bCs/>
+          <w:color w:val="EE0000"/>
+          <w:sz w:val="24"/>
+          <w:szCs w:val="24"/>
+        </w:rPr>
+        <w:t>O Estado Desejado:</w:t>
+      </w:r>
+    </w:p>
+    <w:p>
+      <w:r>
+        <w:t xml:space="preserve">"Em 6 a 7 anos, eu quero ser um </w:t>
+      </w:r>
+      <w:proofErr w:type="spellStart"/>
+      <w:r>
+        <w:t>Full-Stack</w:t>
+      </w:r>
+      <w:proofErr w:type="spellEnd"/>
+      <w:r>
+        <w:t xml:space="preserve"> Web </w:t>
+      </w:r>
+      <w:proofErr w:type="spellStart"/>
+      <w:r>
+        <w:t>Developer</w:t>
+      </w:r>
+      <w:proofErr w:type="spellEnd"/>
+      <w:r>
+        <w:t xml:space="preserve"> estabelecido (com perfil em 'T') que cria soluções digitais robustas e à medida para otimizar a presença web de pequenos negócios e </w:t>
+      </w:r>
+      <w:proofErr w:type="spellStart"/>
+      <w:r>
+        <w:t>startups</w:t>
+      </w:r>
+      <w:proofErr w:type="spellEnd"/>
+      <w:r>
+        <w:t xml:space="preserve">, garantindo sempre a proteção da minha saúde mental e um excelente equilíbrio entre a minha vida pessoal e o trabalho."  O Equilíbrio e o Salário </w:t>
+      </w:r>
+    </w:p>
+    <w:p>
+      <w:r>
+        <w:rPr>
+          <w:b/>
+          <w:bCs/>
+        </w:rPr>
+        <w:t>(Fatores de Realização):</w:t>
+      </w:r>
+      <w:r>
+        <w:t xml:space="preserve"> O foco principal do plano de carreira não é a acumulação de riqueza extrema, mas sim a conquista de um salário seguro e justo que cubra as despesas e permita uma vida confortável. A prioridade máxima de decisão na aceitação de propostas de trabalho será sempre a manutenção da saúde mental e a qualidade das condições de trabalho.  2. </w:t>
+      </w:r>
+    </w:p>
+    <w:p>
+      <w:pPr>
+        <w:rPr>
+          <w:b/>
+          <w:bCs/>
+          <w:color w:val="EE0000"/>
+          <w:sz w:val="24"/>
+          <w:szCs w:val="24"/>
+        </w:rPr>
+      </w:pPr>
+      <w:r>
+        <w:rPr>
+          <w:b/>
+          <w:bCs/>
+          <w:color w:val="EE0000"/>
+          <w:sz w:val="24"/>
+          <w:szCs w:val="24"/>
+        </w:rPr>
+        <w:t>Onde me Encaixo? (Definição do Contexto)</w:t>
       </w:r>
     </w:p>
     <w:p>
@@ -1946,17 +2002,18 @@
         <w:pStyle w:val="PargrafodaLista"/>
         <w:numPr>
           <w:ilvl w:val="0"/>
-          <w:numId w:val="1"/>
+          <w:numId w:val="8"/>
         </w:numPr>
       </w:pPr>
       <w:r>
-        <w:t xml:space="preserve">Ideologias / Crenças (tema </w:t>
-      </w:r>
-      <w:r>
-        <w:t>sensível,</w:t>
-      </w:r>
-      <w:r>
-        <w:t xml:space="preserve"> mas que os ajuda a posicionar ontologicamente)</w:t>
+        <w:rPr>
+          <w:b/>
+          <w:bCs/>
+        </w:rPr>
+        <w:t>Território:</w:t>
+      </w:r>
+      <w:r>
+        <w:t xml:space="preserve"> Início de carreira em Portugal (em formato presencial, remoto ou híbrido) para ganhar tração e experiência, com um plano ativo de transição a médio/longo prazo para oportunidades no estrangeiro (mercado europeu ou global).  </w:t>
       </w:r>
     </w:p>
     <w:p>
@@ -1964,11 +2021,26 @@
         <w:pStyle w:val="PargrafodaLista"/>
         <w:numPr>
           <w:ilvl w:val="0"/>
-          <w:numId w:val="1"/>
+          <w:numId w:val="8"/>
         </w:numPr>
       </w:pPr>
       <w:r>
-        <w:t>Linguagens / Culturas (em linguagens, qq linguagem é válida, p.e. a música, ou dança)</w:t>
+        <w:rPr>
+          <w:b/>
+          <w:bCs/>
+        </w:rPr>
+        <w:t>Sector:</w:t>
+      </w:r>
+      <w:r>
+        <w:t xml:space="preserve"> </w:t>
+      </w:r>
+      <w:proofErr w:type="spellStart"/>
+      <w:r>
+        <w:t>Startups</w:t>
+      </w:r>
+      <w:proofErr w:type="spellEnd"/>
+      <w:r>
+        <w:t xml:space="preserve"> e pequenos negócios que necessitem de construir, otimizar ou renovar a sua presença digital. Rejeição consciente de ambientes altamente corporativos, priorizando ecossistemas de trabalho mais humanos, colaborativos e flexíveis.  </w:t>
       </w:r>
     </w:p>
     <w:p>
@@ -1976,11 +2048,18 @@
         <w:pStyle w:val="PargrafodaLista"/>
         <w:numPr>
           <w:ilvl w:val="0"/>
-          <w:numId w:val="1"/>
+          <w:numId w:val="8"/>
         </w:numPr>
       </w:pPr>
       <w:r>
-        <w:t>Atributos / Qualidades</w:t>
+        <w:rPr>
+          <w:b/>
+          <w:bCs/>
+        </w:rPr>
+        <w:t>Fronteira:</w:t>
+      </w:r>
+      <w:r>
+        <w:t xml:space="preserve"> "Cliente" (trabalhar por conta de outrem), focado na integração em PMEs e negócios locais, evitando grandes estruturas empresariais.  </w:t>
       </w:r>
     </w:p>
     <w:p>
@@ -1988,11 +2067,726 @@
         <w:pStyle w:val="PargrafodaLista"/>
         <w:numPr>
           <w:ilvl w:val="0"/>
-          <w:numId w:val="1"/>
+          <w:numId w:val="8"/>
         </w:numPr>
       </w:pPr>
       <w:r>
-        <w:t>Experiências (marcantes ou relevantes, dignas de nota)</w:t>
+        <w:rPr>
+          <w:b/>
+          <w:bCs/>
+        </w:rPr>
+        <w:t>Escala:</w:t>
+      </w:r>
+      <w:r>
+        <w:t xml:space="preserve"> Escala M (Pequenas e Médias Empresas) e Escala S (Pequenos projetos). Nestas dimensões, o impacto de um profissional multidisciplinar (que domina o código e o design UI/UX) é imediatamente valorizado, permitindo maior proximidade com o produto final e menor desgaste burocrático.  </w:t>
+      </w:r>
+    </w:p>
+    <w:p/>
+    <w:p>
+      <w:pPr>
+        <w:rPr>
+          <w:b/>
+          <w:bCs/>
+          <w:color w:val="EE0000"/>
+          <w:sz w:val="24"/>
+          <w:szCs w:val="24"/>
+        </w:rPr>
+      </w:pPr>
+      <w:r>
+        <w:rPr>
+          <w:b/>
+          <w:bCs/>
+          <w:color w:val="EE0000"/>
+          <w:sz w:val="24"/>
+          <w:szCs w:val="24"/>
+        </w:rPr>
+        <w:t>O Meu Plano de Ação e Provas (O "Como")</w:t>
+      </w:r>
+    </w:p>
+    <w:p>
+      <w:r>
+        <w:t>Antes das datas, preciso de definir os "veículos" que me vão levar até às vagas certas, contornando a minha falta de experiência e a insegurança típica de quem está a começar.</w:t>
+      </w:r>
+    </w:p>
+    <w:p>
+      <w:pPr>
+        <w:numPr>
+          <w:ilvl w:val="0"/>
+          <w:numId w:val="9"/>
+        </w:numPr>
+      </w:pPr>
+      <w:r>
+        <w:rPr>
+          <w:b/>
+          <w:bCs/>
+        </w:rPr>
+        <w:t>As Provas de Valor:</w:t>
+      </w:r>
+      <w:r>
+        <w:t xml:space="preserve"> O mercado tecnológico avalia competências práticas. A minha principal prova será o meu Portefólio Web Interativo (Single </w:t>
+      </w:r>
+      <w:proofErr w:type="spellStart"/>
+      <w:r>
+        <w:t>Page</w:t>
+      </w:r>
+      <w:proofErr w:type="spellEnd"/>
+      <w:r>
+        <w:t xml:space="preserve"> </w:t>
+      </w:r>
+      <w:proofErr w:type="spellStart"/>
+      <w:r>
+        <w:t>Application</w:t>
+      </w:r>
+      <w:proofErr w:type="spellEnd"/>
+      <w:r>
+        <w:t xml:space="preserve"> com </w:t>
+      </w:r>
+      <w:proofErr w:type="spellStart"/>
+      <w:r>
+        <w:t>mini-jogos</w:t>
+      </w:r>
+      <w:proofErr w:type="spellEnd"/>
+      <w:r>
+        <w:t>), apoiado por um GitHub organizado e limpo. Estes elementos provam de forma inquestionável as minhas competências de programação e de design (UX/UI).</w:t>
+      </w:r>
+    </w:p>
+    <w:p>
+      <w:pPr>
+        <w:numPr>
+          <w:ilvl w:val="0"/>
+          <w:numId w:val="9"/>
+        </w:numPr>
+      </w:pPr>
+      <w:r>
+        <w:rPr>
+          <w:b/>
+          <w:bCs/>
+        </w:rPr>
+        <w:t>A Abordagem ao Mercado:</w:t>
+      </w:r>
+      <w:r>
+        <w:t xml:space="preserve"> O meu foco será direcionado exclusivamente para pequenos negócios e </w:t>
+      </w:r>
+      <w:proofErr w:type="spellStart"/>
+      <w:r>
+        <w:t>startups</w:t>
+      </w:r>
+      <w:proofErr w:type="spellEnd"/>
+      <w:r>
+        <w:t>, evitando o desgaste mental das grandes corporações.</w:t>
+      </w:r>
+    </w:p>
+    <w:p>
+      <w:pPr>
+        <w:numPr>
+          <w:ilvl w:val="0"/>
+          <w:numId w:val="9"/>
+        </w:numPr>
+      </w:pPr>
+      <w:r>
+        <w:rPr>
+          <w:b/>
+          <w:bCs/>
+        </w:rPr>
+        <w:lastRenderedPageBreak/>
+        <w:t>O Combate à Procrastinação:</w:t>
+      </w:r>
+      <w:r>
+        <w:t xml:space="preserve"> Criação de uma rotina de trabalho diária simulada (com um horário fixo para programar projetos pessoais) enquanto não existe uma estrutura empresarial a ditar-me prazos, garantindo assim a minha evolução técnica contínua.</w:t>
+      </w:r>
+    </w:p>
+    <w:p>
+      <w:pPr>
+        <w:rPr>
+          <w:b/>
+          <w:bCs/>
+          <w:color w:val="EE0000"/>
+          <w:sz w:val="24"/>
+          <w:szCs w:val="24"/>
+        </w:rPr>
+      </w:pPr>
+      <w:r>
+        <w:rPr>
+          <w:b/>
+          <w:bCs/>
+          <w:color w:val="EE0000"/>
+          <w:sz w:val="24"/>
+          <w:szCs w:val="24"/>
+        </w:rPr>
+        <w:t>2. Short-</w:t>
+      </w:r>
+      <w:proofErr w:type="spellStart"/>
+      <w:r>
+        <w:rPr>
+          <w:b/>
+          <w:bCs/>
+          <w:color w:val="EE0000"/>
+          <w:sz w:val="24"/>
+          <w:szCs w:val="24"/>
+        </w:rPr>
+        <w:t>Term</w:t>
+      </w:r>
+      <w:proofErr w:type="spellEnd"/>
+      <w:r>
+        <w:rPr>
+          <w:b/>
+          <w:bCs/>
+          <w:color w:val="EE0000"/>
+          <w:sz w:val="24"/>
+          <w:szCs w:val="24"/>
+        </w:rPr>
+        <w:t xml:space="preserve"> </w:t>
+      </w:r>
+      <w:proofErr w:type="spellStart"/>
+      <w:r>
+        <w:rPr>
+          <w:b/>
+          <w:bCs/>
+          <w:color w:val="EE0000"/>
+          <w:sz w:val="24"/>
+          <w:szCs w:val="24"/>
+        </w:rPr>
+        <w:t>Timeplan</w:t>
+      </w:r>
+      <w:proofErr w:type="spellEnd"/>
+      <w:r>
+        <w:rPr>
+          <w:b/>
+          <w:bCs/>
+          <w:color w:val="EE0000"/>
+          <w:sz w:val="24"/>
+          <w:szCs w:val="24"/>
+        </w:rPr>
+        <w:t xml:space="preserve"> (Curto Prazo: 2026)</w:t>
+      </w:r>
+    </w:p>
+    <w:p>
+      <w:r>
+        <w:t>Este cronograma foca-se nos próximos meses e na minha entrada no mercado de trabalho nacional.</w:t>
+      </w:r>
+    </w:p>
+    <w:p>
+      <w:r>
+        <w:rPr>
+          <w:b/>
+          <w:bCs/>
+        </w:rPr>
+        <w:t xml:space="preserve">Junho a </w:t>
+      </w:r>
+      <w:proofErr w:type="gramStart"/>
+      <w:r>
+        <w:rPr>
+          <w:b/>
+          <w:bCs/>
+        </w:rPr>
+        <w:t>Julho</w:t>
+      </w:r>
+      <w:proofErr w:type="gramEnd"/>
+      <w:r>
+        <w:rPr>
+          <w:b/>
+          <w:bCs/>
+        </w:rPr>
+        <w:t xml:space="preserve"> 2026 - Conclusão e Preparação:</w:t>
+      </w:r>
+    </w:p>
+    <w:p>
+      <w:pPr>
+        <w:numPr>
+          <w:ilvl w:val="0"/>
+          <w:numId w:val="10"/>
+        </w:numPr>
+      </w:pPr>
+      <w:r>
+        <w:t>Finalizar e publicar o meu Portefólio Web interativo.</w:t>
+      </w:r>
+    </w:p>
+    <w:p>
+      <w:pPr>
+        <w:numPr>
+          <w:ilvl w:val="0"/>
+          <w:numId w:val="10"/>
+        </w:numPr>
+      </w:pPr>
+      <w:r>
+        <w:t xml:space="preserve">Atualizar o meu </w:t>
+      </w:r>
+      <w:proofErr w:type="spellStart"/>
+      <w:r>
+        <w:t>LinkedIn</w:t>
+      </w:r>
+      <w:proofErr w:type="spellEnd"/>
+      <w:r>
+        <w:t xml:space="preserve"> e o CV, destacando o meu perfil multidisciplinar em "T" (Código + Design).</w:t>
+      </w:r>
+    </w:p>
+    <w:p>
+      <w:pPr>
+        <w:numPr>
+          <w:ilvl w:val="0"/>
+          <w:numId w:val="10"/>
+        </w:numPr>
+      </w:pPr>
+      <w:r>
+        <w:t xml:space="preserve">Mapear </w:t>
+      </w:r>
+      <w:proofErr w:type="spellStart"/>
+      <w:r>
+        <w:t>startups</w:t>
+      </w:r>
+      <w:proofErr w:type="spellEnd"/>
+      <w:r>
+        <w:t xml:space="preserve"> e PMEs tecnológicas a operar em Portugal (em regime presencial, remoto ou híbrido).</w:t>
+      </w:r>
+    </w:p>
+    <w:p>
+      <w:r>
+        <w:rPr>
+          <w:b/>
+          <w:bCs/>
+        </w:rPr>
+        <w:t xml:space="preserve">Agosto a </w:t>
+      </w:r>
+      <w:proofErr w:type="gramStart"/>
+      <w:r>
+        <w:rPr>
+          <w:b/>
+          <w:bCs/>
+        </w:rPr>
+        <w:t>Outubro</w:t>
+      </w:r>
+      <w:proofErr w:type="gramEnd"/>
+      <w:r>
+        <w:rPr>
+          <w:b/>
+          <w:bCs/>
+        </w:rPr>
+        <w:t xml:space="preserve"> 2026 - Prospeção e Entrevistas:</w:t>
+      </w:r>
+    </w:p>
+    <w:p>
+      <w:pPr>
+        <w:numPr>
+          <w:ilvl w:val="0"/>
+          <w:numId w:val="11"/>
+        </w:numPr>
+      </w:pPr>
+      <w:r>
+        <w:t>Iniciar o envio ativo de candidaturas e o contacto direto com as empresas mapeadas.</w:t>
+      </w:r>
+    </w:p>
+    <w:p>
+      <w:pPr>
+        <w:numPr>
+          <w:ilvl w:val="0"/>
+          <w:numId w:val="11"/>
+        </w:numPr>
+      </w:pPr>
+      <w:r>
+        <w:t xml:space="preserve">Praticar o meu </w:t>
+      </w:r>
+      <w:proofErr w:type="spellStart"/>
+      <w:r>
+        <w:rPr>
+          <w:i/>
+          <w:iCs/>
+        </w:rPr>
+        <w:t>Elevator</w:t>
+      </w:r>
+      <w:proofErr w:type="spellEnd"/>
+      <w:r>
+        <w:rPr>
+          <w:i/>
+          <w:iCs/>
+        </w:rPr>
+        <w:t xml:space="preserve"> </w:t>
+      </w:r>
+      <w:proofErr w:type="spellStart"/>
+      <w:r>
+        <w:rPr>
+          <w:i/>
+          <w:iCs/>
+        </w:rPr>
+        <w:t>Pitch</w:t>
+      </w:r>
+      <w:proofErr w:type="spellEnd"/>
+      <w:r>
+        <w:t xml:space="preserve"> e preparar argumentos para combater a falta de experiência corporativa, focando-me na minha capacidade de aprendizagem autónoma.</w:t>
+      </w:r>
+    </w:p>
+    <w:p>
+      <w:r>
+        <w:rPr>
+          <w:b/>
+          <w:bCs/>
+        </w:rPr>
+        <w:t xml:space="preserve">Novembro a </w:t>
+      </w:r>
+      <w:proofErr w:type="gramStart"/>
+      <w:r>
+        <w:rPr>
+          <w:b/>
+          <w:bCs/>
+        </w:rPr>
+        <w:t>Dezembro</w:t>
+      </w:r>
+      <w:proofErr w:type="gramEnd"/>
+      <w:r>
+        <w:rPr>
+          <w:b/>
+          <w:bCs/>
+        </w:rPr>
+        <w:t xml:space="preserve"> 2026 - Integração:</w:t>
+      </w:r>
+    </w:p>
+    <w:p>
+      <w:pPr>
+        <w:numPr>
+          <w:ilvl w:val="0"/>
+          <w:numId w:val="12"/>
+        </w:numPr>
+      </w:pPr>
+      <w:r>
+        <w:t>Garantir a minha primeira oportunidade profissional (estágio ou posição Júnior) numa empresa de escala M ou S.</w:t>
+      </w:r>
+    </w:p>
+    <w:p>
+      <w:pPr>
+        <w:numPr>
+          <w:ilvl w:val="0"/>
+          <w:numId w:val="12"/>
+        </w:numPr>
+      </w:pPr>
+      <w:r>
+        <w:t>Objetivo principal: Absorver metodologias de trabalho, ganhar rotina e entender como funciona o fluxo de um projeto real.</w:t>
+      </w:r>
+    </w:p>
+    <w:p>
+      <w:pPr>
+        <w:rPr>
+          <w:b/>
+          <w:bCs/>
+        </w:rPr>
+      </w:pPr>
+      <w:r>
+        <w:rPr>
+          <w:b/>
+          <w:bCs/>
+        </w:rPr>
+        <w:t>3. Long-</w:t>
+      </w:r>
+      <w:proofErr w:type="spellStart"/>
+      <w:r>
+        <w:rPr>
+          <w:b/>
+          <w:bCs/>
+        </w:rPr>
+        <w:t>Term</w:t>
+      </w:r>
+      <w:proofErr w:type="spellEnd"/>
+      <w:r>
+        <w:rPr>
+          <w:b/>
+          <w:bCs/>
+        </w:rPr>
+        <w:t xml:space="preserve"> </w:t>
+      </w:r>
+      <w:proofErr w:type="spellStart"/>
+      <w:r>
+        <w:rPr>
+          <w:b/>
+          <w:bCs/>
+        </w:rPr>
+        <w:t>Timeplan</w:t>
+      </w:r>
+      <w:proofErr w:type="spellEnd"/>
+      <w:r>
+        <w:rPr>
+          <w:b/>
+          <w:bCs/>
+        </w:rPr>
+        <w:t xml:space="preserve"> (Longo Prazo: 2026 - 2033)</w:t>
+      </w:r>
+    </w:p>
+    <w:p>
+      <w:r>
+        <w:t>Esta é a linha do tempo estendida que mostra a minha evolução até ao meu estado desejado definitivo.</w:t>
+      </w:r>
+    </w:p>
+    <w:p>
+      <w:r>
+        <w:rPr>
+          <w:b/>
+          <w:bCs/>
+        </w:rPr>
+        <w:t>Anos 1 a 2 (2026 - 2028) - A Fundação Nacional:</w:t>
+      </w:r>
+    </w:p>
+    <w:p>
+      <w:pPr>
+        <w:numPr>
+          <w:ilvl w:val="0"/>
+          <w:numId w:val="13"/>
+        </w:numPr>
+      </w:pPr>
+      <w:r>
+        <w:t xml:space="preserve">Trabalhar ativamente no mercado português em </w:t>
+      </w:r>
+      <w:proofErr w:type="spellStart"/>
+      <w:r>
+        <w:t>startups</w:t>
+      </w:r>
+      <w:proofErr w:type="spellEnd"/>
+      <w:r>
+        <w:t xml:space="preserve"> ou PMEs.</w:t>
+      </w:r>
+    </w:p>
+    <w:p>
+      <w:pPr>
+        <w:numPr>
+          <w:ilvl w:val="0"/>
+          <w:numId w:val="13"/>
+        </w:numPr>
+      </w:pPr>
+      <w:r>
+        <w:t xml:space="preserve">Foco total em aprender a escrever </w:t>
+      </w:r>
+      <w:proofErr w:type="spellStart"/>
+      <w:r>
+        <w:rPr>
+          <w:i/>
+          <w:iCs/>
+        </w:rPr>
+        <w:t>Clean</w:t>
+      </w:r>
+      <w:proofErr w:type="spellEnd"/>
+      <w:r>
+        <w:rPr>
+          <w:i/>
+          <w:iCs/>
+        </w:rPr>
+        <w:t xml:space="preserve"> </w:t>
+      </w:r>
+      <w:proofErr w:type="spellStart"/>
+      <w:r>
+        <w:rPr>
+          <w:i/>
+          <w:iCs/>
+        </w:rPr>
+        <w:t>Code</w:t>
+      </w:r>
+      <w:proofErr w:type="spellEnd"/>
+      <w:r>
+        <w:t xml:space="preserve"> em ambientes de equipa, perder a minha insegurança inicial e dominar a união entre o </w:t>
+      </w:r>
+      <w:proofErr w:type="spellStart"/>
+      <w:r>
+        <w:t>back-end</w:t>
+      </w:r>
+      <w:proofErr w:type="spellEnd"/>
+      <w:r>
+        <w:t xml:space="preserve"> e o </w:t>
+      </w:r>
+      <w:proofErr w:type="spellStart"/>
+      <w:r>
+        <w:t>front-end</w:t>
+      </w:r>
+      <w:proofErr w:type="spellEnd"/>
+      <w:r>
+        <w:t>.</w:t>
+      </w:r>
+    </w:p>
+    <w:p>
+      <w:pPr>
+        <w:numPr>
+          <w:ilvl w:val="0"/>
+          <w:numId w:val="13"/>
+        </w:numPr>
+      </w:pPr>
+      <w:r>
+        <w:t xml:space="preserve">Estabelecer limites saudáveis de </w:t>
+      </w:r>
+      <w:proofErr w:type="spellStart"/>
+      <w:r>
+        <w:rPr>
+          <w:i/>
+          <w:iCs/>
+        </w:rPr>
+        <w:t>work-life</w:t>
+      </w:r>
+      <w:proofErr w:type="spellEnd"/>
+      <w:r>
+        <w:rPr>
+          <w:i/>
+          <w:iCs/>
+        </w:rPr>
+        <w:t xml:space="preserve"> balance</w:t>
+      </w:r>
+      <w:r>
+        <w:t xml:space="preserve"> desde o início da minha carreira.</w:t>
+      </w:r>
+    </w:p>
+    <w:p>
+      <w:r>
+        <w:rPr>
+          <w:b/>
+          <w:bCs/>
+        </w:rPr>
+        <w:t xml:space="preserve">Anos 3 a 4 (2029 - 2030) - Consolidação (Pleno / </w:t>
+      </w:r>
+      <w:proofErr w:type="spellStart"/>
+      <w:r>
+        <w:rPr>
+          <w:b/>
+          <w:bCs/>
+        </w:rPr>
+        <w:t>Mid-Level</w:t>
+      </w:r>
+      <w:proofErr w:type="spellEnd"/>
+      <w:r>
+        <w:rPr>
+          <w:b/>
+          <w:bCs/>
+        </w:rPr>
+        <w:t>):</w:t>
+      </w:r>
+    </w:p>
+    <w:p>
+      <w:pPr>
+        <w:numPr>
+          <w:ilvl w:val="0"/>
+          <w:numId w:val="14"/>
+        </w:numPr>
+      </w:pPr>
+      <w:r>
+        <w:t>Transição para um nível de autonomia total nos meus projetos.</w:t>
+      </w:r>
+    </w:p>
+    <w:p>
+      <w:pPr>
+        <w:numPr>
+          <w:ilvl w:val="0"/>
+          <w:numId w:val="14"/>
+        </w:numPr>
+      </w:pPr>
+      <w:r>
+        <w:lastRenderedPageBreak/>
+        <w:t>Início da prospeção de oportunidades no estrangeiro (projetos freelance pontuais ou candidaturas a empresas europeias em regime remoto).</w:t>
+      </w:r>
+    </w:p>
+    <w:p>
+      <w:pPr>
+        <w:numPr>
+          <w:ilvl w:val="0"/>
+          <w:numId w:val="14"/>
+        </w:numPr>
+      </w:pPr>
+      <w:r>
+        <w:t xml:space="preserve">Expansão do meu </w:t>
+      </w:r>
+      <w:proofErr w:type="spellStart"/>
+      <w:r>
+        <w:t>networking</w:t>
+      </w:r>
+      <w:proofErr w:type="spellEnd"/>
+      <w:r>
+        <w:t xml:space="preserve"> internacional através do </w:t>
+      </w:r>
+      <w:proofErr w:type="spellStart"/>
+      <w:r>
+        <w:t>LinkedIn</w:t>
+      </w:r>
+      <w:proofErr w:type="spellEnd"/>
+      <w:r>
+        <w:t xml:space="preserve"> e de comunidades de </w:t>
+      </w:r>
+      <w:proofErr w:type="spellStart"/>
+      <w:r>
+        <w:t>developers</w:t>
+      </w:r>
+      <w:proofErr w:type="spellEnd"/>
+      <w:r>
+        <w:t>.</w:t>
+      </w:r>
+    </w:p>
+    <w:p>
+      <w:r>
+        <w:rPr>
+          <w:b/>
+          <w:bCs/>
+        </w:rPr>
+        <w:t>Anos 5 a 7 (2031 - 2033) - A Internacionalização e o Estado Desejado:</w:t>
+      </w:r>
+    </w:p>
+    <w:p>
+      <w:pPr>
+        <w:numPr>
+          <w:ilvl w:val="0"/>
+          <w:numId w:val="15"/>
+        </w:numPr>
+      </w:pPr>
+      <w:r>
+        <w:t>Concretização da minha transição para o mercado internacional (através de deslocalização ou trabalho remoto para o estrangeiro).</w:t>
+      </w:r>
+    </w:p>
+    <w:p>
+      <w:pPr>
+        <w:numPr>
+          <w:ilvl w:val="0"/>
+          <w:numId w:val="15"/>
+        </w:numPr>
+      </w:pPr>
+      <w:r>
+        <w:t xml:space="preserve">Estabilização como </w:t>
+      </w:r>
+      <w:proofErr w:type="spellStart"/>
+      <w:r>
+        <w:t>Full-Stack</w:t>
+      </w:r>
+      <w:proofErr w:type="spellEnd"/>
+      <w:r>
+        <w:t xml:space="preserve"> Web </w:t>
+      </w:r>
+      <w:proofErr w:type="spellStart"/>
+      <w:r>
+        <w:t>Developer</w:t>
+      </w:r>
+      <w:proofErr w:type="spellEnd"/>
+      <w:r>
+        <w:t>, entregando produtos de excelência de ponta a ponta.</w:t>
+      </w:r>
+    </w:p>
+    <w:p>
+      <w:pPr>
+        <w:numPr>
+          <w:ilvl w:val="0"/>
+          <w:numId w:val="15"/>
+        </w:numPr>
+      </w:pPr>
+      <w:r>
+        <w:t>Alcance de um salário confortável e seguro, num ecossistema de trabalho saudável que respeita rigorosamente a minha saúde mental.</w:t>
+      </w:r>
+    </w:p>
+    <w:p/>
+    <w:p>
+      <w:pPr>
+        <w:rPr>
+          <w:b/>
+          <w:bCs/>
+          <w:color w:val="EE0000"/>
+          <w:sz w:val="24"/>
+          <w:szCs w:val="24"/>
+        </w:rPr>
+      </w:pPr>
+      <w:r>
+        <w:rPr>
+          <w:b/>
+          <w:bCs/>
+          <w:color w:val="EE0000"/>
+          <w:sz w:val="24"/>
+          <w:szCs w:val="24"/>
+        </w:rPr>
+        <w:t>Análise da Concorrência (Gerada por IA)</w:t>
       </w:r>
     </w:p>
     <w:p>
@@ -2000,26 +2794,69 @@
         <w:pStyle w:val="PargrafodaLista"/>
         <w:numPr>
           <w:ilvl w:val="0"/>
-          <w:numId w:val="1"/>
+          <w:numId w:val="18"/>
         </w:numPr>
       </w:pPr>
       <w:r>
-        <w:t>Desejos / Sonhos</w:t>
-      </w:r>
-    </w:p>
-    <w:p>
-      <w:pPr>
-        <w:rPr>
-          <w:b/>
-          <w:bCs/>
-        </w:rPr>
-      </w:pPr>
-      <w:r>
-        <w:rPr>
-          <w:b/>
-          <w:bCs/>
-        </w:rPr>
-        <w:t>O moodboard de IMPLEMENTAÇÃO da marca pessoal deve conter:</w:t>
+        <w:rPr>
+          <w:b/>
+          <w:bCs/>
+        </w:rPr>
+        <w:t>Mapeamento do Perfil:</w:t>
+      </w:r>
+      <w:r>
+        <w:t xml:space="preserve"> </w:t>
+      </w:r>
+      <w:r>
+        <w:t xml:space="preserve">Tiago, </w:t>
+      </w:r>
+      <w:proofErr w:type="spellStart"/>
+      <w:r>
+        <w:t>Junior</w:t>
+      </w:r>
+      <w:proofErr w:type="spellEnd"/>
+      <w:r>
+        <w:t xml:space="preserve"> </w:t>
+      </w:r>
+      <w:proofErr w:type="spellStart"/>
+      <w:r>
+        <w:t>Full-Stack</w:t>
+      </w:r>
+      <w:proofErr w:type="spellEnd"/>
+      <w:r>
+        <w:t xml:space="preserve"> Web </w:t>
+      </w:r>
+      <w:proofErr w:type="spellStart"/>
+      <w:r>
+        <w:t>Developer</w:t>
+      </w:r>
+      <w:proofErr w:type="spellEnd"/>
+      <w:r>
+        <w:t xml:space="preserve"> (Perfil em "T"), com competências cruzadas em </w:t>
+      </w:r>
+      <w:proofErr w:type="spellStart"/>
+      <w:r>
+        <w:t>Clean</w:t>
+      </w:r>
+      <w:proofErr w:type="spellEnd"/>
+      <w:r>
+        <w:t xml:space="preserve"> </w:t>
+      </w:r>
+      <w:proofErr w:type="spellStart"/>
+      <w:r>
+        <w:t>Code</w:t>
+      </w:r>
+      <w:proofErr w:type="spellEnd"/>
+      <w:r>
+        <w:t xml:space="preserve"> e Design UX/UI, a operar em Portugal (regime presencial/híbrido/remoto) com foco em </w:t>
+      </w:r>
+      <w:proofErr w:type="spellStart"/>
+      <w:r>
+        <w:t>Startups</w:t>
+      </w:r>
+      <w:proofErr w:type="spellEnd"/>
+      <w:r>
+        <w:t xml:space="preserve"> e PMEs.  </w:t>
       </w:r>
     </w:p>
     <w:p>
@@ -2027,11 +2864,25 @@
         <w:pStyle w:val="PargrafodaLista"/>
         <w:numPr>
           <w:ilvl w:val="0"/>
-          <w:numId w:val="2"/>
+          <w:numId w:val="18"/>
         </w:numPr>
       </w:pPr>
       <w:r>
-        <w:t>Imagens / Imagética de referência</w:t>
+        <w:rPr>
+          <w:b/>
+          <w:bCs/>
+        </w:rPr>
+        <w:t>Cenário da Concorrência (Portugal / Trabalho Remoto Europeu):</w:t>
+      </w:r>
+      <w:r>
+        <w:rPr>
+          <w:b/>
+          <w:bCs/>
+        </w:rPr>
+        <w:t xml:space="preserve"> </w:t>
+      </w:r>
+      <w:r>
+        <w:t>O mercado nacional de recém-licenciados em tecnologias da informação é altamente saturado por perfis estandardizados. O número de profissionais a entrar no mercado anualmente na zona Centro/Norte (Aveiro, Porto, Braga) ascende aos milhares, dividindo-se maioritariamente em nichos específicos.</w:t>
       </w:r>
     </w:p>
     <w:p>
@@ -2039,11 +2890,207 @@
         <w:pStyle w:val="PargrafodaLista"/>
         <w:numPr>
           <w:ilvl w:val="0"/>
-          <w:numId w:val="2"/>
+          <w:numId w:val="18"/>
         </w:numPr>
       </w:pPr>
       <w:r>
-        <w:t>Logotipos / Marcas gráficas (com que se identificam)</w:t>
+        <w:rPr>
+          <w:b/>
+          <w:bCs/>
+        </w:rPr>
+        <w:t xml:space="preserve">Perfis de Concorrentes com Posicionamento Similar (3 Tipos </w:t>
+      </w:r>
+      <w:r>
+        <w:rPr>
+          <w:b/>
+          <w:bCs/>
+        </w:rPr>
+        <w:t>principais):</w:t>
+      </w:r>
+      <w:r>
+        <w:t xml:space="preserve"> </w:t>
+      </w:r>
+    </w:p>
+    <w:p>
+      <w:pPr>
+        <w:pStyle w:val="PargrafodaLista"/>
+      </w:pPr>
+      <w:r>
+        <w:t>O</w:t>
+      </w:r>
+      <w:r>
+        <w:t xml:space="preserve"> </w:t>
+      </w:r>
+      <w:r>
+        <w:rPr>
+          <w:u w:val="single"/>
+        </w:rPr>
+        <w:t xml:space="preserve">Desenvolvedor </w:t>
+      </w:r>
+      <w:proofErr w:type="spellStart"/>
+      <w:r>
+        <w:rPr>
+          <w:u w:val="single"/>
+        </w:rPr>
+        <w:t>Back-end</w:t>
+      </w:r>
+      <w:proofErr w:type="spellEnd"/>
+      <w:r>
+        <w:rPr>
+          <w:u w:val="single"/>
+        </w:rPr>
+        <w:t xml:space="preserve"> "Puro":</w:t>
+      </w:r>
+      <w:r>
+        <w:t xml:space="preserve"> Profissionais com excelentes bases lógicas e de bases de dados, mas que ignoram a experiência do utilizador. Entregam sistemas funcionais, mas visualmente pobres e difíceis de navegar.</w:t>
+      </w:r>
+    </w:p>
+    <w:p>
+      <w:pPr>
+        <w:pStyle w:val="PargrafodaLista"/>
+      </w:pPr>
+      <w:r>
+        <w:rPr>
+          <w:u w:val="single"/>
+        </w:rPr>
+        <w:t>O Web Designer / UI "No-</w:t>
+      </w:r>
+      <w:proofErr w:type="spellStart"/>
+      <w:r>
+        <w:rPr>
+          <w:u w:val="single"/>
+        </w:rPr>
+        <w:t>Code</w:t>
+      </w:r>
+      <w:proofErr w:type="spellEnd"/>
+      <w:r>
+        <w:rPr>
+          <w:u w:val="single"/>
+        </w:rPr>
+        <w:t>":</w:t>
+      </w:r>
+      <w:r>
+        <w:t xml:space="preserve"> Criativos que desenham interfaces lindíssimas (no </w:t>
+      </w:r>
+      <w:proofErr w:type="spellStart"/>
+      <w:r>
+        <w:t>Figma</w:t>
+      </w:r>
+      <w:proofErr w:type="spellEnd"/>
+      <w:r>
+        <w:t xml:space="preserve"> ou com construtores de sites), mas não sabem escrever o código de raiz, otimizar a performance de um servidor ou lidar com bases de dados complexas.</w:t>
+      </w:r>
+    </w:p>
+    <w:p>
+      <w:pPr>
+        <w:pStyle w:val="PargrafodaLista"/>
+      </w:pPr>
+      <w:r>
+        <w:rPr>
+          <w:u w:val="single"/>
+        </w:rPr>
+        <w:t xml:space="preserve">O </w:t>
+      </w:r>
+      <w:proofErr w:type="spellStart"/>
+      <w:r>
+        <w:rPr>
+          <w:u w:val="single"/>
+        </w:rPr>
+        <w:t>Full-Stack</w:t>
+      </w:r>
+      <w:proofErr w:type="spellEnd"/>
+      <w:r>
+        <w:rPr>
+          <w:u w:val="single"/>
+        </w:rPr>
+        <w:t xml:space="preserve"> Genérico de Agência:</w:t>
+      </w:r>
+      <w:r>
+        <w:t xml:space="preserve"> Profissionais que sabem um pouco de tudo, mas focados em ambientes altamente corporativos, que procuram escalar rapidamente para cargos de gestão sénior e perdem o contacto com o "fazer" e a qualidade do código base.</w:t>
+      </w:r>
+    </w:p>
+    <w:p/>
+    <w:p>
+      <w:pPr>
+        <w:rPr>
+          <w:b/>
+          <w:bCs/>
+        </w:rPr>
+      </w:pPr>
+      <w:r>
+        <w:rPr>
+          <w:b/>
+          <w:bCs/>
+        </w:rPr>
+        <w:t>A Tua Diferenciação Estratégica (O teu fosso competitivo):</w:t>
+      </w:r>
+    </w:p>
+    <w:p>
+      <w:r>
+        <w:t xml:space="preserve">O Tiago diferencia-se por ocupar o "espaço em branco" entre a lógica e a estética (o Profissional em "T"). Ao contrário do concorrente 1 e 2, o Tiago domina a construção de um produto de ponta a ponta (desde a arquitetura da base de dados até ao botão interativo no ecrã). Ao contrário do concorrente 3, o Tiago tem um posicionamento de </w:t>
+      </w:r>
+      <w:proofErr w:type="spellStart"/>
+      <w:r>
+        <w:t>lifestyle</w:t>
+      </w:r>
+      <w:proofErr w:type="spellEnd"/>
+      <w:r>
+        <w:t xml:space="preserve"> definido: foca-se em PMEs, não procura a agressividade corporativa e privilegia a saúde mental. Para um pequeno negócio, contratar o Tiago significa ter a autonomia </w:t>
+      </w:r>
+      <w:r>
+        <w:lastRenderedPageBreak/>
+        <w:t xml:space="preserve">técnica de duas pessoas (Programador e Designer) num só profissional que preza a estabilidade.  </w:t>
+      </w:r>
+    </w:p>
+    <w:p/>
+    <w:p>
+      <w:pPr>
+        <w:rPr>
+          <w:b/>
+          <w:bCs/>
+          <w:color w:val="EE0000"/>
+          <w:sz w:val="24"/>
+          <w:szCs w:val="24"/>
+        </w:rPr>
+      </w:pPr>
+      <w:r>
+        <w:rPr>
+          <w:b/>
+          <w:bCs/>
+          <w:color w:val="EE0000"/>
+          <w:sz w:val="24"/>
+          <w:szCs w:val="24"/>
+        </w:rPr>
+        <w:t>Estrutura do Portefólio</w:t>
+      </w:r>
+    </w:p>
+    <w:p>
+      <w:r>
+        <w:t xml:space="preserve">O portefólio será uma Single </w:t>
+      </w:r>
+      <w:proofErr w:type="spellStart"/>
+      <w:r>
+        <w:t>Page</w:t>
+      </w:r>
+      <w:proofErr w:type="spellEnd"/>
+      <w:r>
+        <w:t xml:space="preserve"> </w:t>
+      </w:r>
+      <w:proofErr w:type="spellStart"/>
+      <w:r>
+        <w:t>Application</w:t>
+      </w:r>
+      <w:proofErr w:type="spellEnd"/>
+      <w:r>
+        <w:t xml:space="preserve"> interativa, desenhada para destacar imediatamente competências técnicas de programação através de </w:t>
+      </w:r>
+      <w:proofErr w:type="spellStart"/>
+      <w:r>
+        <w:t>gamification</w:t>
+      </w:r>
+      <w:proofErr w:type="spellEnd"/>
+      <w:r>
+        <w:t>.</w:t>
       </w:r>
     </w:p>
     <w:p>
@@ -2051,11 +3098,42 @@
         <w:pStyle w:val="PargrafodaLista"/>
         <w:numPr>
           <w:ilvl w:val="0"/>
-          <w:numId w:val="2"/>
+          <w:numId w:val="19"/>
         </w:numPr>
       </w:pPr>
       <w:r>
-        <w:t>Alfabetos ou tipografias</w:t>
+        <w:rPr>
+          <w:b/>
+          <w:bCs/>
+        </w:rPr>
+        <w:t>Barra de Navegação (</w:t>
+      </w:r>
+      <w:proofErr w:type="spellStart"/>
+      <w:r>
+        <w:rPr>
+          <w:b/>
+          <w:bCs/>
+        </w:rPr>
+        <w:t>Nav</w:t>
+      </w:r>
+      <w:proofErr w:type="spellEnd"/>
+      <w:r>
+        <w:rPr>
+          <w:b/>
+          <w:bCs/>
+        </w:rPr>
+        <w:t>):</w:t>
+      </w:r>
+      <w:r>
+        <w:t xml:space="preserve"> Logótipo próprio, links âncora para navegação limpa no próprio documento (</w:t>
+      </w:r>
+      <w:proofErr w:type="gramStart"/>
+      <w:r>
+        <w:t>, ,</w:t>
+      </w:r>
+      <w:proofErr w:type="gramEnd"/>
+      <w:r>
+        <w:t xml:space="preserve"> ).</w:t>
       </w:r>
     </w:p>
     <w:p>
@@ -2063,11 +3141,58 @@
         <w:pStyle w:val="PargrafodaLista"/>
         <w:numPr>
           <w:ilvl w:val="0"/>
-          <w:numId w:val="2"/>
+          <w:numId w:val="19"/>
         </w:numPr>
       </w:pPr>
       <w:r>
-        <w:t>Cores de preferência ou com significado especial</w:t>
+        <w:rPr>
+          <w:b/>
+          <w:bCs/>
+        </w:rPr>
+        <w:t>Secção Hero (Sobre):</w:t>
+      </w:r>
+      <w:r>
+        <w:t xml:space="preserve"> Destaque central para um "Terminal Interativo" que digita automaticamente o perfil da marca. Inclusão de uma "Janela </w:t>
+      </w:r>
+      <w:proofErr w:type="spellStart"/>
+      <w:r>
+        <w:t>Arcade</w:t>
+      </w:r>
+      <w:proofErr w:type="spellEnd"/>
+      <w:r>
+        <w:t xml:space="preserve">" (janela confinada) com </w:t>
+      </w:r>
+      <w:proofErr w:type="spellStart"/>
+      <w:r>
+        <w:t>mini-jogos</w:t>
+      </w:r>
+      <w:proofErr w:type="spellEnd"/>
+      <w:r>
+        <w:t xml:space="preserve"> técnicos desenvolvidos em JavaScript (</w:t>
+      </w:r>
+      <w:proofErr w:type="spellStart"/>
+      <w:r>
+        <w:t>ex</w:t>
+      </w:r>
+      <w:proofErr w:type="spellEnd"/>
+      <w:r>
+        <w:t>: "</w:t>
+      </w:r>
+      <w:proofErr w:type="spellStart"/>
+      <w:r>
+        <w:t>Developer</w:t>
+      </w:r>
+      <w:proofErr w:type="spellEnd"/>
+      <w:r>
+        <w:t xml:space="preserve"> </w:t>
+      </w:r>
+      <w:proofErr w:type="spellStart"/>
+      <w:r>
+        <w:t>Run</w:t>
+      </w:r>
+      <w:proofErr w:type="spellEnd"/>
+      <w:r>
+        <w:t>" tipo Google Dino, Limpeza de Cache, Caça aos Bugs) controláveis via teclado.</w:t>
       </w:r>
     </w:p>
     <w:p>
@@ -2075,11 +3200,336 @@
         <w:pStyle w:val="PargrafodaLista"/>
         <w:numPr>
           <w:ilvl w:val="0"/>
-          <w:numId w:val="2"/>
+          <w:numId w:val="19"/>
         </w:numPr>
       </w:pPr>
       <w:r>
-        <w:t>Expressões (pode ser um determinado tipo de discurso, o recurso a manifesto, etc)</w:t>
+        <w:rPr>
+          <w:b/>
+          <w:bCs/>
+        </w:rPr>
+        <w:t xml:space="preserve">Secção de Projetos: </w:t>
+      </w:r>
+      <w:r>
+        <w:t>Organização em grelha (</w:t>
+      </w:r>
+      <w:proofErr w:type="spellStart"/>
+      <w:r>
+        <w:t>Grid</w:t>
+      </w:r>
+      <w:proofErr w:type="spellEnd"/>
+      <w:r>
+        <w:t>) de cartões interativos para os projetos principais (</w:t>
+      </w:r>
+      <w:proofErr w:type="spellStart"/>
+      <w:r>
+        <w:t>Miniprojeto</w:t>
+      </w:r>
+      <w:proofErr w:type="spellEnd"/>
+      <w:r>
+        <w:t xml:space="preserve"> BDTSS, Semáforo de Notícias, Lousã </w:t>
+      </w:r>
+      <w:proofErr w:type="spellStart"/>
+      <w:r>
+        <w:t>HandMade</w:t>
+      </w:r>
+      <w:proofErr w:type="spellEnd"/>
+      <w:r>
+        <w:t xml:space="preserve">). Cada cartão apresentará uma imagem de destaque com efeito </w:t>
+      </w:r>
+      <w:proofErr w:type="spellStart"/>
+      <w:r>
+        <w:t>overlay</w:t>
+      </w:r>
+      <w:proofErr w:type="spellEnd"/>
+      <w:r>
+        <w:t xml:space="preserve">, </w:t>
+      </w:r>
+      <w:proofErr w:type="spellStart"/>
+      <w:r>
+        <w:t>tags</w:t>
+      </w:r>
+      <w:proofErr w:type="spellEnd"/>
+      <w:r>
+        <w:t xml:space="preserve"> das linguagens utilizadas (</w:t>
+      </w:r>
+      <w:proofErr w:type="spellStart"/>
+      <w:r>
+        <w:t>ex</w:t>
+      </w:r>
+      <w:proofErr w:type="spellEnd"/>
+      <w:r>
+        <w:t xml:space="preserve">: PHP, </w:t>
+      </w:r>
+      <w:proofErr w:type="spellStart"/>
+      <w:r>
+        <w:t>React</w:t>
+      </w:r>
+      <w:proofErr w:type="spellEnd"/>
+      <w:r>
+        <w:t xml:space="preserve">, </w:t>
+      </w:r>
+      <w:proofErr w:type="spellStart"/>
+      <w:r>
+        <w:t>MySQL</w:t>
+      </w:r>
+      <w:proofErr w:type="spellEnd"/>
+      <w:r>
+        <w:t xml:space="preserve">) e link direto para os repositórios no </w:t>
+      </w:r>
+    </w:p>
+    <w:p>
+      <w:pPr>
+        <w:pStyle w:val="PargrafodaLista"/>
+      </w:pPr>
+      <w:r>
+        <w:t>GitHub.</w:t>
+      </w:r>
+    </w:p>
+    <w:p>
+      <w:pPr>
+        <w:pStyle w:val="PargrafodaLista"/>
+      </w:pPr>
+      <w:r>
+        <w:rPr>
+          <w:b/>
+          <w:bCs/>
+        </w:rPr>
+        <w:t>Rodapé (Contactos):</w:t>
+      </w:r>
+      <w:r>
+        <w:t xml:space="preserve"> </w:t>
+      </w:r>
+      <w:proofErr w:type="spellStart"/>
+      <w:r>
+        <w:t>Call</w:t>
+      </w:r>
+      <w:proofErr w:type="spellEnd"/>
+      <w:r>
+        <w:t xml:space="preserve"> to </w:t>
+      </w:r>
+      <w:proofErr w:type="spellStart"/>
+      <w:r>
+        <w:t>Action</w:t>
+      </w:r>
+      <w:proofErr w:type="spellEnd"/>
+      <w:r>
+        <w:t xml:space="preserve"> focada em conversão, com botão interativo para copiar rapidamente o endereço de email para a área de transferência do utilizador (com feedback visual "Copiado!").</w:t>
+      </w:r>
+    </w:p>
+    <w:p/>
+    <w:p>
+      <w:pPr>
+        <w:rPr>
+          <w:b/>
+          <w:bCs/>
+          <w:color w:val="EE0000"/>
+          <w:sz w:val="24"/>
+          <w:szCs w:val="24"/>
+        </w:rPr>
+      </w:pPr>
+      <w:r>
+        <w:rPr>
+          <w:b/>
+          <w:bCs/>
+          <w:color w:val="EE0000"/>
+          <w:sz w:val="24"/>
+          <w:szCs w:val="24"/>
+        </w:rPr>
+        <w:t xml:space="preserve">O Registo do </w:t>
+      </w:r>
+      <w:proofErr w:type="spellStart"/>
+      <w:r>
+        <w:rPr>
+          <w:b/>
+          <w:bCs/>
+          <w:color w:val="EE0000"/>
+          <w:sz w:val="24"/>
+          <w:szCs w:val="24"/>
+        </w:rPr>
+        <w:t>Impact</w:t>
+      </w:r>
+      <w:proofErr w:type="spellEnd"/>
+      <w:r>
+        <w:rPr>
+          <w:b/>
+          <w:bCs/>
+          <w:color w:val="EE0000"/>
+          <w:sz w:val="24"/>
+          <w:szCs w:val="24"/>
+        </w:rPr>
+        <w:t xml:space="preserve"> </w:t>
+      </w:r>
+      <w:proofErr w:type="spellStart"/>
+      <w:r>
+        <w:rPr>
+          <w:b/>
+          <w:bCs/>
+          <w:color w:val="EE0000"/>
+          <w:sz w:val="24"/>
+          <w:szCs w:val="24"/>
+        </w:rPr>
+        <w:t>Plan</w:t>
+      </w:r>
+      <w:proofErr w:type="spellEnd"/>
+      <w:r>
+        <w:rPr>
+          <w:b/>
+          <w:bCs/>
+          <w:color w:val="EE0000"/>
+          <w:sz w:val="24"/>
+          <w:szCs w:val="24"/>
+        </w:rPr>
+        <w:t xml:space="preserve"> </w:t>
+      </w:r>
+    </w:p>
+    <w:p>
+      <w:r>
+        <w:rPr>
+          <w:b/>
+          <w:bCs/>
+        </w:rPr>
+        <w:t xml:space="preserve">Avaliação do </w:t>
+      </w:r>
+      <w:proofErr w:type="spellStart"/>
+      <w:r>
+        <w:rPr>
+          <w:b/>
+          <w:bCs/>
+        </w:rPr>
+        <w:t>Impact</w:t>
+      </w:r>
+      <w:proofErr w:type="spellEnd"/>
+      <w:r>
+        <w:rPr>
+          <w:b/>
+          <w:bCs/>
+        </w:rPr>
+        <w:t xml:space="preserve"> </w:t>
+      </w:r>
+      <w:proofErr w:type="spellStart"/>
+      <w:r>
+        <w:rPr>
+          <w:b/>
+          <w:bCs/>
+        </w:rPr>
+        <w:t>Plan</w:t>
+      </w:r>
+      <w:proofErr w:type="spellEnd"/>
+      <w:r>
+        <w:rPr>
+          <w:b/>
+          <w:bCs/>
+        </w:rPr>
+        <w:t xml:space="preserve"> (3 Funções</w:t>
+      </w:r>
+      <w:proofErr w:type="gramStart"/>
+      <w:r>
+        <w:rPr>
+          <w:b/>
+          <w:bCs/>
+        </w:rPr>
+        <w:t>):</w:t>
+      </w:r>
+      <w:r>
+        <w:t>Durante</w:t>
+      </w:r>
+      <w:proofErr w:type="gramEnd"/>
+      <w:r>
+        <w:t xml:space="preserve"> a fase de planeamento e utilização das Cartas de Impacto, foram avaliadas três direções possíveis para a carreira:</w:t>
+      </w:r>
+    </w:p>
+    <w:p>
+      <w:pPr>
+        <w:pStyle w:val="PargrafodaLista"/>
+        <w:numPr>
+          <w:ilvl w:val="0"/>
+          <w:numId w:val="20"/>
+        </w:numPr>
+      </w:pPr>
+      <w:r>
+        <w:t xml:space="preserve">Programador </w:t>
+      </w:r>
+      <w:proofErr w:type="spellStart"/>
+      <w:r>
+        <w:t>Back-End</w:t>
+      </w:r>
+      <w:proofErr w:type="spellEnd"/>
+      <w:r>
+        <w:t xml:space="preserve"> Puro (Foco exclusivo em bases de dados e lógica de servidor).</w:t>
+      </w:r>
+    </w:p>
+    <w:p>
+      <w:pPr>
+        <w:pStyle w:val="PargrafodaLista"/>
+        <w:numPr>
+          <w:ilvl w:val="0"/>
+          <w:numId w:val="20"/>
+        </w:numPr>
+      </w:pPr>
+      <w:r>
+        <w:t>UX/UI Designer (Foco exclusivo na experiência visual e interfaces).</w:t>
+      </w:r>
+    </w:p>
+    <w:p>
+      <w:pPr>
+        <w:pStyle w:val="PargrafodaLista"/>
+        <w:numPr>
+          <w:ilvl w:val="0"/>
+          <w:numId w:val="20"/>
+        </w:numPr>
+      </w:pPr>
+      <w:proofErr w:type="spellStart"/>
+      <w:r>
+        <w:t>Full-Stack</w:t>
+      </w:r>
+      <w:proofErr w:type="spellEnd"/>
+      <w:r>
+        <w:t xml:space="preserve"> Web </w:t>
+      </w:r>
+      <w:proofErr w:type="spellStart"/>
+      <w:r>
+        <w:t>Developer</w:t>
+      </w:r>
+      <w:proofErr w:type="spellEnd"/>
+      <w:r>
+        <w:t xml:space="preserve"> (Perfil em "T") (União de ambas as vertentes).</w:t>
+      </w:r>
+    </w:p>
+    <w:p>
+      <w:r>
+        <w:rPr>
+          <w:b/>
+          <w:bCs/>
+        </w:rPr>
+        <w:t>Conclusão:</w:t>
+      </w:r>
+      <w:r>
+        <w:t xml:space="preserve"> A função 1 e 2 apresentaram um impacto negativo (-2) na dimensão da realização pessoal, pois obrigavam a ignorar áreas de forte interesse (ou a estética ou a lógica). A função 3 obteve a pontuação máxima no </w:t>
+      </w:r>
+      <w:proofErr w:type="spellStart"/>
+      <w:r>
+        <w:t>Impact</w:t>
+      </w:r>
+      <w:proofErr w:type="spellEnd"/>
+      <w:r>
+        <w:t xml:space="preserve"> </w:t>
+      </w:r>
+      <w:proofErr w:type="spellStart"/>
+      <w:r>
+        <w:t>Plan</w:t>
+      </w:r>
+      <w:proofErr w:type="spellEnd"/>
+      <w:r>
+        <w:t xml:space="preserve">, pois permite o cruzamento das soft </w:t>
+      </w:r>
+      <w:proofErr w:type="spellStart"/>
+      <w:r>
+        <w:t>skills</w:t>
+      </w:r>
+      <w:proofErr w:type="spellEnd"/>
+      <w:r>
+        <w:t xml:space="preserve"> e conhecimentos multidisciplinares, maximizando as forças descritas na matriz SWOT (criatividade técnica) e entregando maior valor a pequenos negócios que procuram soluções completas.  </w:t>
       </w:r>
     </w:p>
     <w:p/>
@@ -2210,6 +3660,494 @@
     </w:lvl>
   </w:abstractNum>
   <w:abstractNum w:abstractNumId="1" w15:restartNumberingAfterBreak="0">
+    <w:nsid w:val="30637D8D"/>
+    <w:multiLevelType w:val="multilevel"/>
+    <w:tmpl w:val="DC60E996"/>
+    <w:lvl w:ilvl="0">
+      <w:start w:val="1"/>
+      <w:numFmt w:val="bullet"/>
+      <w:lvlText w:val=""/>
+      <w:lvlJc w:val="left"/>
+      <w:pPr>
+        <w:tabs>
+          <w:tab w:val="num" w:pos="720"/>
+        </w:tabs>
+        <w:ind w:left="720" w:hanging="360"/>
+      </w:pPr>
+      <w:rPr>
+        <w:rFonts w:ascii="Symbol" w:hAnsi="Symbol" w:hint="default"/>
+        <w:sz w:val="20"/>
+      </w:rPr>
+    </w:lvl>
+    <w:lvl w:ilvl="1" w:tentative="1">
+      <w:start w:val="1"/>
+      <w:numFmt w:val="bullet"/>
+      <w:lvlText w:val="o"/>
+      <w:lvlJc w:val="left"/>
+      <w:pPr>
+        <w:tabs>
+          <w:tab w:val="num" w:pos="1440"/>
+        </w:tabs>
+        <w:ind w:left="1440" w:hanging="360"/>
+      </w:pPr>
+      <w:rPr>
+        <w:rFonts w:ascii="Courier New" w:hAnsi="Courier New" w:hint="default"/>
+        <w:sz w:val="20"/>
+      </w:rPr>
+    </w:lvl>
+    <w:lvl w:ilvl="2" w:tentative="1">
+      <w:start w:val="1"/>
+      <w:numFmt w:val="bullet"/>
+      <w:lvlText w:val=""/>
+      <w:lvlJc w:val="left"/>
+      <w:pPr>
+        <w:tabs>
+          <w:tab w:val="num" w:pos="2160"/>
+        </w:tabs>
+        <w:ind w:left="2160" w:hanging="360"/>
+      </w:pPr>
+      <w:rPr>
+        <w:rFonts w:ascii="Wingdings" w:hAnsi="Wingdings" w:hint="default"/>
+        <w:sz w:val="20"/>
+      </w:rPr>
+    </w:lvl>
+    <w:lvl w:ilvl="3" w:tentative="1">
+      <w:start w:val="1"/>
+      <w:numFmt w:val="bullet"/>
+      <w:lvlText w:val=""/>
+      <w:lvlJc w:val="left"/>
+      <w:pPr>
+        <w:tabs>
+          <w:tab w:val="num" w:pos="2880"/>
+        </w:tabs>
+        <w:ind w:left="2880" w:hanging="360"/>
+      </w:pPr>
+      <w:rPr>
+        <w:rFonts w:ascii="Wingdings" w:hAnsi="Wingdings" w:hint="default"/>
+        <w:sz w:val="20"/>
+      </w:rPr>
+    </w:lvl>
+    <w:lvl w:ilvl="4" w:tentative="1">
+      <w:start w:val="1"/>
+      <w:numFmt w:val="bullet"/>
+      <w:lvlText w:val=""/>
+      <w:lvlJc w:val="left"/>
+      <w:pPr>
+        <w:tabs>
+          <w:tab w:val="num" w:pos="3600"/>
+        </w:tabs>
+        <w:ind w:left="3600" w:hanging="360"/>
+      </w:pPr>
+      <w:rPr>
+        <w:rFonts w:ascii="Wingdings" w:hAnsi="Wingdings" w:hint="default"/>
+        <w:sz w:val="20"/>
+      </w:rPr>
+    </w:lvl>
+    <w:lvl w:ilvl="5" w:tentative="1">
+      <w:start w:val="1"/>
+      <w:numFmt w:val="bullet"/>
+      <w:lvlText w:val=""/>
+      <w:lvlJc w:val="left"/>
+      <w:pPr>
+        <w:tabs>
+          <w:tab w:val="num" w:pos="4320"/>
+        </w:tabs>
+        <w:ind w:left="4320" w:hanging="360"/>
+      </w:pPr>
+      <w:rPr>
+        <w:rFonts w:ascii="Wingdings" w:hAnsi="Wingdings" w:hint="default"/>
+        <w:sz w:val="20"/>
+      </w:rPr>
+    </w:lvl>
+    <w:lvl w:ilvl="6" w:tentative="1">
+      <w:start w:val="1"/>
+      <w:numFmt w:val="bullet"/>
+      <w:lvlText w:val=""/>
+      <w:lvlJc w:val="left"/>
+      <w:pPr>
+        <w:tabs>
+          <w:tab w:val="num" w:pos="5040"/>
+        </w:tabs>
+        <w:ind w:left="5040" w:hanging="360"/>
+      </w:pPr>
+      <w:rPr>
+        <w:rFonts w:ascii="Wingdings" w:hAnsi="Wingdings" w:hint="default"/>
+        <w:sz w:val="20"/>
+      </w:rPr>
+    </w:lvl>
+    <w:lvl w:ilvl="7" w:tentative="1">
+      <w:start w:val="1"/>
+      <w:numFmt w:val="bullet"/>
+      <w:lvlText w:val=""/>
+      <w:lvlJc w:val="left"/>
+      <w:pPr>
+        <w:tabs>
+          <w:tab w:val="num" w:pos="5760"/>
+        </w:tabs>
+        <w:ind w:left="5760" w:hanging="360"/>
+      </w:pPr>
+      <w:rPr>
+        <w:rFonts w:ascii="Wingdings" w:hAnsi="Wingdings" w:hint="default"/>
+        <w:sz w:val="20"/>
+      </w:rPr>
+    </w:lvl>
+    <w:lvl w:ilvl="8" w:tentative="1">
+      <w:start w:val="1"/>
+      <w:numFmt w:val="bullet"/>
+      <w:lvlText w:val=""/>
+      <w:lvlJc w:val="left"/>
+      <w:pPr>
+        <w:tabs>
+          <w:tab w:val="num" w:pos="6480"/>
+        </w:tabs>
+        <w:ind w:left="6480" w:hanging="360"/>
+      </w:pPr>
+      <w:rPr>
+        <w:rFonts w:ascii="Wingdings" w:hAnsi="Wingdings" w:hint="default"/>
+        <w:sz w:val="20"/>
+      </w:rPr>
+    </w:lvl>
+  </w:abstractNum>
+  <w:abstractNum w:abstractNumId="2" w15:restartNumberingAfterBreak="0">
+    <w:nsid w:val="3BCE053E"/>
+    <w:multiLevelType w:val="hybridMultilevel"/>
+    <w:tmpl w:val="AC60538A"/>
+    <w:lvl w:ilvl="0" w:tplc="08160001">
+      <w:start w:val="1"/>
+      <w:numFmt w:val="bullet"/>
+      <w:lvlText w:val=""/>
+      <w:lvlJc w:val="left"/>
+      <w:pPr>
+        <w:ind w:left="720" w:hanging="360"/>
+      </w:pPr>
+      <w:rPr>
+        <w:rFonts w:ascii="Symbol" w:hAnsi="Symbol" w:hint="default"/>
+      </w:rPr>
+    </w:lvl>
+    <w:lvl w:ilvl="1" w:tplc="08160003" w:tentative="1">
+      <w:start w:val="1"/>
+      <w:numFmt w:val="bullet"/>
+      <w:lvlText w:val="o"/>
+      <w:lvlJc w:val="left"/>
+      <w:pPr>
+        <w:ind w:left="1440" w:hanging="360"/>
+      </w:pPr>
+      <w:rPr>
+        <w:rFonts w:ascii="Courier New" w:hAnsi="Courier New" w:cs="Courier New" w:hint="default"/>
+      </w:rPr>
+    </w:lvl>
+    <w:lvl w:ilvl="2" w:tplc="08160005" w:tentative="1">
+      <w:start w:val="1"/>
+      <w:numFmt w:val="bullet"/>
+      <w:lvlText w:val=""/>
+      <w:lvlJc w:val="left"/>
+      <w:pPr>
+        <w:ind w:left="2160" w:hanging="360"/>
+      </w:pPr>
+      <w:rPr>
+        <w:rFonts w:ascii="Wingdings" w:hAnsi="Wingdings" w:hint="default"/>
+      </w:rPr>
+    </w:lvl>
+    <w:lvl w:ilvl="3" w:tplc="08160001" w:tentative="1">
+      <w:start w:val="1"/>
+      <w:numFmt w:val="bullet"/>
+      <w:lvlText w:val=""/>
+      <w:lvlJc w:val="left"/>
+      <w:pPr>
+        <w:ind w:left="2880" w:hanging="360"/>
+      </w:pPr>
+      <w:rPr>
+        <w:rFonts w:ascii="Symbol" w:hAnsi="Symbol" w:hint="default"/>
+      </w:rPr>
+    </w:lvl>
+    <w:lvl w:ilvl="4" w:tplc="08160003" w:tentative="1">
+      <w:start w:val="1"/>
+      <w:numFmt w:val="bullet"/>
+      <w:lvlText w:val="o"/>
+      <w:lvlJc w:val="left"/>
+      <w:pPr>
+        <w:ind w:left="3600" w:hanging="360"/>
+      </w:pPr>
+      <w:rPr>
+        <w:rFonts w:ascii="Courier New" w:hAnsi="Courier New" w:cs="Courier New" w:hint="default"/>
+      </w:rPr>
+    </w:lvl>
+    <w:lvl w:ilvl="5" w:tplc="08160005" w:tentative="1">
+      <w:start w:val="1"/>
+      <w:numFmt w:val="bullet"/>
+      <w:lvlText w:val=""/>
+      <w:lvlJc w:val="left"/>
+      <w:pPr>
+        <w:ind w:left="4320" w:hanging="360"/>
+      </w:pPr>
+      <w:rPr>
+        <w:rFonts w:ascii="Wingdings" w:hAnsi="Wingdings" w:hint="default"/>
+      </w:rPr>
+    </w:lvl>
+    <w:lvl w:ilvl="6" w:tplc="08160001" w:tentative="1">
+      <w:start w:val="1"/>
+      <w:numFmt w:val="bullet"/>
+      <w:lvlText w:val=""/>
+      <w:lvlJc w:val="left"/>
+      <w:pPr>
+        <w:ind w:left="5040" w:hanging="360"/>
+      </w:pPr>
+      <w:rPr>
+        <w:rFonts w:ascii="Symbol" w:hAnsi="Symbol" w:hint="default"/>
+      </w:rPr>
+    </w:lvl>
+    <w:lvl w:ilvl="7" w:tplc="08160003" w:tentative="1">
+      <w:start w:val="1"/>
+      <w:numFmt w:val="bullet"/>
+      <w:lvlText w:val="o"/>
+      <w:lvlJc w:val="left"/>
+      <w:pPr>
+        <w:ind w:left="5760" w:hanging="360"/>
+      </w:pPr>
+      <w:rPr>
+        <w:rFonts w:ascii="Courier New" w:hAnsi="Courier New" w:cs="Courier New" w:hint="default"/>
+      </w:rPr>
+    </w:lvl>
+    <w:lvl w:ilvl="8" w:tplc="08160005" w:tentative="1">
+      <w:start w:val="1"/>
+      <w:numFmt w:val="bullet"/>
+      <w:lvlText w:val=""/>
+      <w:lvlJc w:val="left"/>
+      <w:pPr>
+        <w:ind w:left="6480" w:hanging="360"/>
+      </w:pPr>
+      <w:rPr>
+        <w:rFonts w:ascii="Wingdings" w:hAnsi="Wingdings" w:hint="default"/>
+      </w:rPr>
+    </w:lvl>
+  </w:abstractNum>
+  <w:abstractNum w:abstractNumId="3" w15:restartNumberingAfterBreak="0">
+    <w:nsid w:val="3F4045EC"/>
+    <w:multiLevelType w:val="hybridMultilevel"/>
+    <w:tmpl w:val="63E0EBF0"/>
+    <w:lvl w:ilvl="0" w:tplc="08160001">
+      <w:start w:val="1"/>
+      <w:numFmt w:val="bullet"/>
+      <w:lvlText w:val=""/>
+      <w:lvlJc w:val="left"/>
+      <w:pPr>
+        <w:ind w:left="720" w:hanging="360"/>
+      </w:pPr>
+      <w:rPr>
+        <w:rFonts w:ascii="Symbol" w:hAnsi="Symbol" w:hint="default"/>
+      </w:rPr>
+    </w:lvl>
+    <w:lvl w:ilvl="1" w:tplc="08160003" w:tentative="1">
+      <w:start w:val="1"/>
+      <w:numFmt w:val="bullet"/>
+      <w:lvlText w:val="o"/>
+      <w:lvlJc w:val="left"/>
+      <w:pPr>
+        <w:ind w:left="1440" w:hanging="360"/>
+      </w:pPr>
+      <w:rPr>
+        <w:rFonts w:ascii="Courier New" w:hAnsi="Courier New" w:cs="Courier New" w:hint="default"/>
+      </w:rPr>
+    </w:lvl>
+    <w:lvl w:ilvl="2" w:tplc="08160005" w:tentative="1">
+      <w:start w:val="1"/>
+      <w:numFmt w:val="bullet"/>
+      <w:lvlText w:val=""/>
+      <w:lvlJc w:val="left"/>
+      <w:pPr>
+        <w:ind w:left="2160" w:hanging="360"/>
+      </w:pPr>
+      <w:rPr>
+        <w:rFonts w:ascii="Wingdings" w:hAnsi="Wingdings" w:hint="default"/>
+      </w:rPr>
+    </w:lvl>
+    <w:lvl w:ilvl="3" w:tplc="08160001" w:tentative="1">
+      <w:start w:val="1"/>
+      <w:numFmt w:val="bullet"/>
+      <w:lvlText w:val=""/>
+      <w:lvlJc w:val="left"/>
+      <w:pPr>
+        <w:ind w:left="2880" w:hanging="360"/>
+      </w:pPr>
+      <w:rPr>
+        <w:rFonts w:ascii="Symbol" w:hAnsi="Symbol" w:hint="default"/>
+      </w:rPr>
+    </w:lvl>
+    <w:lvl w:ilvl="4" w:tplc="08160003" w:tentative="1">
+      <w:start w:val="1"/>
+      <w:numFmt w:val="bullet"/>
+      <w:lvlText w:val="o"/>
+      <w:lvlJc w:val="left"/>
+      <w:pPr>
+        <w:ind w:left="3600" w:hanging="360"/>
+      </w:pPr>
+      <w:rPr>
+        <w:rFonts w:ascii="Courier New" w:hAnsi="Courier New" w:cs="Courier New" w:hint="default"/>
+      </w:rPr>
+    </w:lvl>
+    <w:lvl w:ilvl="5" w:tplc="08160005" w:tentative="1">
+      <w:start w:val="1"/>
+      <w:numFmt w:val="bullet"/>
+      <w:lvlText w:val=""/>
+      <w:lvlJc w:val="left"/>
+      <w:pPr>
+        <w:ind w:left="4320" w:hanging="360"/>
+      </w:pPr>
+      <w:rPr>
+        <w:rFonts w:ascii="Wingdings" w:hAnsi="Wingdings" w:hint="default"/>
+      </w:rPr>
+    </w:lvl>
+    <w:lvl w:ilvl="6" w:tplc="08160001" w:tentative="1">
+      <w:start w:val="1"/>
+      <w:numFmt w:val="bullet"/>
+      <w:lvlText w:val=""/>
+      <w:lvlJc w:val="left"/>
+      <w:pPr>
+        <w:ind w:left="5040" w:hanging="360"/>
+      </w:pPr>
+      <w:rPr>
+        <w:rFonts w:ascii="Symbol" w:hAnsi="Symbol" w:hint="default"/>
+      </w:rPr>
+    </w:lvl>
+    <w:lvl w:ilvl="7" w:tplc="08160003" w:tentative="1">
+      <w:start w:val="1"/>
+      <w:numFmt w:val="bullet"/>
+      <w:lvlText w:val="o"/>
+      <w:lvlJc w:val="left"/>
+      <w:pPr>
+        <w:ind w:left="5760" w:hanging="360"/>
+      </w:pPr>
+      <w:rPr>
+        <w:rFonts w:ascii="Courier New" w:hAnsi="Courier New" w:cs="Courier New" w:hint="default"/>
+      </w:rPr>
+    </w:lvl>
+    <w:lvl w:ilvl="8" w:tplc="08160005" w:tentative="1">
+      <w:start w:val="1"/>
+      <w:numFmt w:val="bullet"/>
+      <w:lvlText w:val=""/>
+      <w:lvlJc w:val="left"/>
+      <w:pPr>
+        <w:ind w:left="6480" w:hanging="360"/>
+      </w:pPr>
+      <w:rPr>
+        <w:rFonts w:ascii="Wingdings" w:hAnsi="Wingdings" w:hint="default"/>
+      </w:rPr>
+    </w:lvl>
+  </w:abstractNum>
+  <w:abstractNum w:abstractNumId="4" w15:restartNumberingAfterBreak="0">
+    <w:nsid w:val="3F4C007B"/>
+    <w:multiLevelType w:val="hybridMultilevel"/>
+    <w:tmpl w:val="3CEA65C4"/>
+    <w:lvl w:ilvl="0" w:tplc="08160001">
+      <w:start w:val="1"/>
+      <w:numFmt w:val="bullet"/>
+      <w:lvlText w:val=""/>
+      <w:lvlJc w:val="left"/>
+      <w:pPr>
+        <w:ind w:left="1440" w:hanging="360"/>
+      </w:pPr>
+      <w:rPr>
+        <w:rFonts w:ascii="Symbol" w:hAnsi="Symbol" w:hint="default"/>
+      </w:rPr>
+    </w:lvl>
+    <w:lvl w:ilvl="1" w:tplc="08160003" w:tentative="1">
+      <w:start w:val="1"/>
+      <w:numFmt w:val="bullet"/>
+      <w:lvlText w:val="o"/>
+      <w:lvlJc w:val="left"/>
+      <w:pPr>
+        <w:ind w:left="2160" w:hanging="360"/>
+      </w:pPr>
+      <w:rPr>
+        <w:rFonts w:ascii="Courier New" w:hAnsi="Courier New" w:cs="Courier New" w:hint="default"/>
+      </w:rPr>
+    </w:lvl>
+    <w:lvl w:ilvl="2" w:tplc="08160005" w:tentative="1">
+      <w:start w:val="1"/>
+      <w:numFmt w:val="bullet"/>
+      <w:lvlText w:val=""/>
+      <w:lvlJc w:val="left"/>
+      <w:pPr>
+        <w:ind w:left="2880" w:hanging="360"/>
+      </w:pPr>
+      <w:rPr>
+        <w:rFonts w:ascii="Wingdings" w:hAnsi="Wingdings" w:hint="default"/>
+      </w:rPr>
+    </w:lvl>
+    <w:lvl w:ilvl="3" w:tplc="08160001" w:tentative="1">
+      <w:start w:val="1"/>
+      <w:numFmt w:val="bullet"/>
+      <w:lvlText w:val=""/>
+      <w:lvlJc w:val="left"/>
+      <w:pPr>
+        <w:ind w:left="3600" w:hanging="360"/>
+      </w:pPr>
+      <w:rPr>
+        <w:rFonts w:ascii="Symbol" w:hAnsi="Symbol" w:hint="default"/>
+      </w:rPr>
+    </w:lvl>
+    <w:lvl w:ilvl="4" w:tplc="08160003" w:tentative="1">
+      <w:start w:val="1"/>
+      <w:numFmt w:val="bullet"/>
+      <w:lvlText w:val="o"/>
+      <w:lvlJc w:val="left"/>
+      <w:pPr>
+        <w:ind w:left="4320" w:hanging="360"/>
+      </w:pPr>
+      <w:rPr>
+        <w:rFonts w:ascii="Courier New" w:hAnsi="Courier New" w:cs="Courier New" w:hint="default"/>
+      </w:rPr>
+    </w:lvl>
+    <w:lvl w:ilvl="5" w:tplc="08160005" w:tentative="1">
+      <w:start w:val="1"/>
+      <w:numFmt w:val="bullet"/>
+      <w:lvlText w:val=""/>
+      <w:lvlJc w:val="left"/>
+      <w:pPr>
+        <w:ind w:left="5040" w:hanging="360"/>
+      </w:pPr>
+      <w:rPr>
+        <w:rFonts w:ascii="Wingdings" w:hAnsi="Wingdings" w:hint="default"/>
+      </w:rPr>
+    </w:lvl>
+    <w:lvl w:ilvl="6" w:tplc="08160001" w:tentative="1">
+      <w:start w:val="1"/>
+      <w:numFmt w:val="bullet"/>
+      <w:lvlText w:val=""/>
+      <w:lvlJc w:val="left"/>
+      <w:pPr>
+        <w:ind w:left="5760" w:hanging="360"/>
+      </w:pPr>
+      <w:rPr>
+        <w:rFonts w:ascii="Symbol" w:hAnsi="Symbol" w:hint="default"/>
+      </w:rPr>
+    </w:lvl>
+    <w:lvl w:ilvl="7" w:tplc="08160003" w:tentative="1">
+      <w:start w:val="1"/>
+      <w:numFmt w:val="bullet"/>
+      <w:lvlText w:val="o"/>
+      <w:lvlJc w:val="left"/>
+      <w:pPr>
+        <w:ind w:left="6480" w:hanging="360"/>
+      </w:pPr>
+      <w:rPr>
+        <w:rFonts w:ascii="Courier New" w:hAnsi="Courier New" w:cs="Courier New" w:hint="default"/>
+      </w:rPr>
+    </w:lvl>
+    <w:lvl w:ilvl="8" w:tplc="08160005" w:tentative="1">
+      <w:start w:val="1"/>
+      <w:numFmt w:val="bullet"/>
+      <w:lvlText w:val=""/>
+      <w:lvlJc w:val="left"/>
+      <w:pPr>
+        <w:ind w:left="7200" w:hanging="360"/>
+      </w:pPr>
+      <w:rPr>
+        <w:rFonts w:ascii="Wingdings" w:hAnsi="Wingdings" w:hint="default"/>
+      </w:rPr>
+    </w:lvl>
+  </w:abstractNum>
+  <w:abstractNum w:abstractNumId="5" w15:restartNumberingAfterBreak="0">
     <w:nsid w:val="3F7A7568"/>
     <w:multiLevelType w:val="multilevel"/>
     <w:tmpl w:val="BA9681B8"/>
@@ -2358,7 +4296,305 @@
       </w:rPr>
     </w:lvl>
   </w:abstractNum>
-  <w:abstractNum w:abstractNumId="2" w15:restartNumberingAfterBreak="0">
+  <w:abstractNum w:abstractNumId="6" w15:restartNumberingAfterBreak="0">
+    <w:nsid w:val="4A8E6C2E"/>
+    <w:multiLevelType w:val="multilevel"/>
+    <w:tmpl w:val="EBDE5F9E"/>
+    <w:lvl w:ilvl="0">
+      <w:start w:val="1"/>
+      <w:numFmt w:val="bullet"/>
+      <w:lvlText w:val=""/>
+      <w:lvlJc w:val="left"/>
+      <w:pPr>
+        <w:tabs>
+          <w:tab w:val="num" w:pos="720"/>
+        </w:tabs>
+        <w:ind w:left="720" w:hanging="360"/>
+      </w:pPr>
+      <w:rPr>
+        <w:rFonts w:ascii="Symbol" w:hAnsi="Symbol" w:hint="default"/>
+        <w:sz w:val="20"/>
+      </w:rPr>
+    </w:lvl>
+    <w:lvl w:ilvl="1" w:tentative="1">
+      <w:start w:val="1"/>
+      <w:numFmt w:val="bullet"/>
+      <w:lvlText w:val="o"/>
+      <w:lvlJc w:val="left"/>
+      <w:pPr>
+        <w:tabs>
+          <w:tab w:val="num" w:pos="1440"/>
+        </w:tabs>
+        <w:ind w:left="1440" w:hanging="360"/>
+      </w:pPr>
+      <w:rPr>
+        <w:rFonts w:ascii="Courier New" w:hAnsi="Courier New" w:hint="default"/>
+        <w:sz w:val="20"/>
+      </w:rPr>
+    </w:lvl>
+    <w:lvl w:ilvl="2" w:tentative="1">
+      <w:start w:val="1"/>
+      <w:numFmt w:val="bullet"/>
+      <w:lvlText w:val=""/>
+      <w:lvlJc w:val="left"/>
+      <w:pPr>
+        <w:tabs>
+          <w:tab w:val="num" w:pos="2160"/>
+        </w:tabs>
+        <w:ind w:left="2160" w:hanging="360"/>
+      </w:pPr>
+      <w:rPr>
+        <w:rFonts w:ascii="Wingdings" w:hAnsi="Wingdings" w:hint="default"/>
+        <w:sz w:val="20"/>
+      </w:rPr>
+    </w:lvl>
+    <w:lvl w:ilvl="3" w:tentative="1">
+      <w:start w:val="1"/>
+      <w:numFmt w:val="bullet"/>
+      <w:lvlText w:val=""/>
+      <w:lvlJc w:val="left"/>
+      <w:pPr>
+        <w:tabs>
+          <w:tab w:val="num" w:pos="2880"/>
+        </w:tabs>
+        <w:ind w:left="2880" w:hanging="360"/>
+      </w:pPr>
+      <w:rPr>
+        <w:rFonts w:ascii="Wingdings" w:hAnsi="Wingdings" w:hint="default"/>
+        <w:sz w:val="20"/>
+      </w:rPr>
+    </w:lvl>
+    <w:lvl w:ilvl="4" w:tentative="1">
+      <w:start w:val="1"/>
+      <w:numFmt w:val="bullet"/>
+      <w:lvlText w:val=""/>
+      <w:lvlJc w:val="left"/>
+      <w:pPr>
+        <w:tabs>
+          <w:tab w:val="num" w:pos="3600"/>
+        </w:tabs>
+        <w:ind w:left="3600" w:hanging="360"/>
+      </w:pPr>
+      <w:rPr>
+        <w:rFonts w:ascii="Wingdings" w:hAnsi="Wingdings" w:hint="default"/>
+        <w:sz w:val="20"/>
+      </w:rPr>
+    </w:lvl>
+    <w:lvl w:ilvl="5" w:tentative="1">
+      <w:start w:val="1"/>
+      <w:numFmt w:val="bullet"/>
+      <w:lvlText w:val=""/>
+      <w:lvlJc w:val="left"/>
+      <w:pPr>
+        <w:tabs>
+          <w:tab w:val="num" w:pos="4320"/>
+        </w:tabs>
+        <w:ind w:left="4320" w:hanging="360"/>
+      </w:pPr>
+      <w:rPr>
+        <w:rFonts w:ascii="Wingdings" w:hAnsi="Wingdings" w:hint="default"/>
+        <w:sz w:val="20"/>
+      </w:rPr>
+    </w:lvl>
+    <w:lvl w:ilvl="6" w:tentative="1">
+      <w:start w:val="1"/>
+      <w:numFmt w:val="bullet"/>
+      <w:lvlText w:val=""/>
+      <w:lvlJc w:val="left"/>
+      <w:pPr>
+        <w:tabs>
+          <w:tab w:val="num" w:pos="5040"/>
+        </w:tabs>
+        <w:ind w:left="5040" w:hanging="360"/>
+      </w:pPr>
+      <w:rPr>
+        <w:rFonts w:ascii="Wingdings" w:hAnsi="Wingdings" w:hint="default"/>
+        <w:sz w:val="20"/>
+      </w:rPr>
+    </w:lvl>
+    <w:lvl w:ilvl="7" w:tentative="1">
+      <w:start w:val="1"/>
+      <w:numFmt w:val="bullet"/>
+      <w:lvlText w:val=""/>
+      <w:lvlJc w:val="left"/>
+      <w:pPr>
+        <w:tabs>
+          <w:tab w:val="num" w:pos="5760"/>
+        </w:tabs>
+        <w:ind w:left="5760" w:hanging="360"/>
+      </w:pPr>
+      <w:rPr>
+        <w:rFonts w:ascii="Wingdings" w:hAnsi="Wingdings" w:hint="default"/>
+        <w:sz w:val="20"/>
+      </w:rPr>
+    </w:lvl>
+    <w:lvl w:ilvl="8" w:tentative="1">
+      <w:start w:val="1"/>
+      <w:numFmt w:val="bullet"/>
+      <w:lvlText w:val=""/>
+      <w:lvlJc w:val="left"/>
+      <w:pPr>
+        <w:tabs>
+          <w:tab w:val="num" w:pos="6480"/>
+        </w:tabs>
+        <w:ind w:left="6480" w:hanging="360"/>
+      </w:pPr>
+      <w:rPr>
+        <w:rFonts w:ascii="Wingdings" w:hAnsi="Wingdings" w:hint="default"/>
+        <w:sz w:val="20"/>
+      </w:rPr>
+    </w:lvl>
+  </w:abstractNum>
+  <w:abstractNum w:abstractNumId="7" w15:restartNumberingAfterBreak="0">
+    <w:nsid w:val="4E4B5C2A"/>
+    <w:multiLevelType w:val="multilevel"/>
+    <w:tmpl w:val="195422DA"/>
+    <w:lvl w:ilvl="0">
+      <w:start w:val="1"/>
+      <w:numFmt w:val="bullet"/>
+      <w:lvlText w:val=""/>
+      <w:lvlJc w:val="left"/>
+      <w:pPr>
+        <w:tabs>
+          <w:tab w:val="num" w:pos="720"/>
+        </w:tabs>
+        <w:ind w:left="720" w:hanging="360"/>
+      </w:pPr>
+      <w:rPr>
+        <w:rFonts w:ascii="Symbol" w:hAnsi="Symbol" w:hint="default"/>
+        <w:sz w:val="20"/>
+      </w:rPr>
+    </w:lvl>
+    <w:lvl w:ilvl="1" w:tentative="1">
+      <w:start w:val="1"/>
+      <w:numFmt w:val="bullet"/>
+      <w:lvlText w:val="o"/>
+      <w:lvlJc w:val="left"/>
+      <w:pPr>
+        <w:tabs>
+          <w:tab w:val="num" w:pos="1440"/>
+        </w:tabs>
+        <w:ind w:left="1440" w:hanging="360"/>
+      </w:pPr>
+      <w:rPr>
+        <w:rFonts w:ascii="Courier New" w:hAnsi="Courier New" w:hint="default"/>
+        <w:sz w:val="20"/>
+      </w:rPr>
+    </w:lvl>
+    <w:lvl w:ilvl="2" w:tentative="1">
+      <w:start w:val="1"/>
+      <w:numFmt w:val="bullet"/>
+      <w:lvlText w:val=""/>
+      <w:lvlJc w:val="left"/>
+      <w:pPr>
+        <w:tabs>
+          <w:tab w:val="num" w:pos="2160"/>
+        </w:tabs>
+        <w:ind w:left="2160" w:hanging="360"/>
+      </w:pPr>
+      <w:rPr>
+        <w:rFonts w:ascii="Wingdings" w:hAnsi="Wingdings" w:hint="default"/>
+        <w:sz w:val="20"/>
+      </w:rPr>
+    </w:lvl>
+    <w:lvl w:ilvl="3" w:tentative="1">
+      <w:start w:val="1"/>
+      <w:numFmt w:val="bullet"/>
+      <w:lvlText w:val=""/>
+      <w:lvlJc w:val="left"/>
+      <w:pPr>
+        <w:tabs>
+          <w:tab w:val="num" w:pos="2880"/>
+        </w:tabs>
+        <w:ind w:left="2880" w:hanging="360"/>
+      </w:pPr>
+      <w:rPr>
+        <w:rFonts w:ascii="Wingdings" w:hAnsi="Wingdings" w:hint="default"/>
+        <w:sz w:val="20"/>
+      </w:rPr>
+    </w:lvl>
+    <w:lvl w:ilvl="4" w:tentative="1">
+      <w:start w:val="1"/>
+      <w:numFmt w:val="bullet"/>
+      <w:lvlText w:val=""/>
+      <w:lvlJc w:val="left"/>
+      <w:pPr>
+        <w:tabs>
+          <w:tab w:val="num" w:pos="3600"/>
+        </w:tabs>
+        <w:ind w:left="3600" w:hanging="360"/>
+      </w:pPr>
+      <w:rPr>
+        <w:rFonts w:ascii="Wingdings" w:hAnsi="Wingdings" w:hint="default"/>
+        <w:sz w:val="20"/>
+      </w:rPr>
+    </w:lvl>
+    <w:lvl w:ilvl="5" w:tentative="1">
+      <w:start w:val="1"/>
+      <w:numFmt w:val="bullet"/>
+      <w:lvlText w:val=""/>
+      <w:lvlJc w:val="left"/>
+      <w:pPr>
+        <w:tabs>
+          <w:tab w:val="num" w:pos="4320"/>
+        </w:tabs>
+        <w:ind w:left="4320" w:hanging="360"/>
+      </w:pPr>
+      <w:rPr>
+        <w:rFonts w:ascii="Wingdings" w:hAnsi="Wingdings" w:hint="default"/>
+        <w:sz w:val="20"/>
+      </w:rPr>
+    </w:lvl>
+    <w:lvl w:ilvl="6" w:tentative="1">
+      <w:start w:val="1"/>
+      <w:numFmt w:val="bullet"/>
+      <w:lvlText w:val=""/>
+      <w:lvlJc w:val="left"/>
+      <w:pPr>
+        <w:tabs>
+          <w:tab w:val="num" w:pos="5040"/>
+        </w:tabs>
+        <w:ind w:left="5040" w:hanging="360"/>
+      </w:pPr>
+      <w:rPr>
+        <w:rFonts w:ascii="Wingdings" w:hAnsi="Wingdings" w:hint="default"/>
+        <w:sz w:val="20"/>
+      </w:rPr>
+    </w:lvl>
+    <w:lvl w:ilvl="7" w:tentative="1">
+      <w:start w:val="1"/>
+      <w:numFmt w:val="bullet"/>
+      <w:lvlText w:val=""/>
+      <w:lvlJc w:val="left"/>
+      <w:pPr>
+        <w:tabs>
+          <w:tab w:val="num" w:pos="5760"/>
+        </w:tabs>
+        <w:ind w:left="5760" w:hanging="360"/>
+      </w:pPr>
+      <w:rPr>
+        <w:rFonts w:ascii="Wingdings" w:hAnsi="Wingdings" w:hint="default"/>
+        <w:sz w:val="20"/>
+      </w:rPr>
+    </w:lvl>
+    <w:lvl w:ilvl="8" w:tentative="1">
+      <w:start w:val="1"/>
+      <w:numFmt w:val="bullet"/>
+      <w:lvlText w:val=""/>
+      <w:lvlJc w:val="left"/>
+      <w:pPr>
+        <w:tabs>
+          <w:tab w:val="num" w:pos="6480"/>
+        </w:tabs>
+        <w:ind w:left="6480" w:hanging="360"/>
+      </w:pPr>
+      <w:rPr>
+        <w:rFonts w:ascii="Wingdings" w:hAnsi="Wingdings" w:hint="default"/>
+        <w:sz w:val="20"/>
+      </w:rPr>
+    </w:lvl>
+  </w:abstractNum>
+  <w:abstractNum w:abstractNumId="8" w15:restartNumberingAfterBreak="0">
     <w:nsid w:val="534D666C"/>
     <w:multiLevelType w:val="multilevel"/>
     <w:tmpl w:val="131ED51E"/>
@@ -2507,7 +4743,269 @@
       </w:rPr>
     </w:lvl>
   </w:abstractNum>
-  <w:abstractNum w:abstractNumId="3" w15:restartNumberingAfterBreak="0">
+  <w:abstractNum w:abstractNumId="9" w15:restartNumberingAfterBreak="0">
+    <w:nsid w:val="53E55210"/>
+    <w:multiLevelType w:val="multilevel"/>
+    <w:tmpl w:val="DFC08DFE"/>
+    <w:lvl w:ilvl="0">
+      <w:start w:val="1"/>
+      <w:numFmt w:val="bullet"/>
+      <w:lvlText w:val=""/>
+      <w:lvlJc w:val="left"/>
+      <w:pPr>
+        <w:tabs>
+          <w:tab w:val="num" w:pos="720"/>
+        </w:tabs>
+        <w:ind w:left="720" w:hanging="360"/>
+      </w:pPr>
+      <w:rPr>
+        <w:rFonts w:ascii="Symbol" w:hAnsi="Symbol" w:hint="default"/>
+        <w:sz w:val="20"/>
+      </w:rPr>
+    </w:lvl>
+    <w:lvl w:ilvl="1" w:tentative="1">
+      <w:start w:val="1"/>
+      <w:numFmt w:val="bullet"/>
+      <w:lvlText w:val="o"/>
+      <w:lvlJc w:val="left"/>
+      <w:pPr>
+        <w:tabs>
+          <w:tab w:val="num" w:pos="1440"/>
+        </w:tabs>
+        <w:ind w:left="1440" w:hanging="360"/>
+      </w:pPr>
+      <w:rPr>
+        <w:rFonts w:ascii="Courier New" w:hAnsi="Courier New" w:hint="default"/>
+        <w:sz w:val="20"/>
+      </w:rPr>
+    </w:lvl>
+    <w:lvl w:ilvl="2" w:tentative="1">
+      <w:start w:val="1"/>
+      <w:numFmt w:val="bullet"/>
+      <w:lvlText w:val=""/>
+      <w:lvlJc w:val="left"/>
+      <w:pPr>
+        <w:tabs>
+          <w:tab w:val="num" w:pos="2160"/>
+        </w:tabs>
+        <w:ind w:left="2160" w:hanging="360"/>
+      </w:pPr>
+      <w:rPr>
+        <w:rFonts w:ascii="Wingdings" w:hAnsi="Wingdings" w:hint="default"/>
+        <w:sz w:val="20"/>
+      </w:rPr>
+    </w:lvl>
+    <w:lvl w:ilvl="3" w:tentative="1">
+      <w:start w:val="1"/>
+      <w:numFmt w:val="bullet"/>
+      <w:lvlText w:val=""/>
+      <w:lvlJc w:val="left"/>
+      <w:pPr>
+        <w:tabs>
+          <w:tab w:val="num" w:pos="2880"/>
+        </w:tabs>
+        <w:ind w:left="2880" w:hanging="360"/>
+      </w:pPr>
+      <w:rPr>
+        <w:rFonts w:ascii="Wingdings" w:hAnsi="Wingdings" w:hint="default"/>
+        <w:sz w:val="20"/>
+      </w:rPr>
+    </w:lvl>
+    <w:lvl w:ilvl="4" w:tentative="1">
+      <w:start w:val="1"/>
+      <w:numFmt w:val="bullet"/>
+      <w:lvlText w:val=""/>
+      <w:lvlJc w:val="left"/>
+      <w:pPr>
+        <w:tabs>
+          <w:tab w:val="num" w:pos="3600"/>
+        </w:tabs>
+        <w:ind w:left="3600" w:hanging="360"/>
+      </w:pPr>
+      <w:rPr>
+        <w:rFonts w:ascii="Wingdings" w:hAnsi="Wingdings" w:hint="default"/>
+        <w:sz w:val="20"/>
+      </w:rPr>
+    </w:lvl>
+    <w:lvl w:ilvl="5" w:tentative="1">
+      <w:start w:val="1"/>
+      <w:numFmt w:val="bullet"/>
+      <w:lvlText w:val=""/>
+      <w:lvlJc w:val="left"/>
+      <w:pPr>
+        <w:tabs>
+          <w:tab w:val="num" w:pos="4320"/>
+        </w:tabs>
+        <w:ind w:left="4320" w:hanging="360"/>
+      </w:pPr>
+      <w:rPr>
+        <w:rFonts w:ascii="Wingdings" w:hAnsi="Wingdings" w:hint="default"/>
+        <w:sz w:val="20"/>
+      </w:rPr>
+    </w:lvl>
+    <w:lvl w:ilvl="6" w:tentative="1">
+      <w:start w:val="1"/>
+      <w:numFmt w:val="bullet"/>
+      <w:lvlText w:val=""/>
+      <w:lvlJc w:val="left"/>
+      <w:pPr>
+        <w:tabs>
+          <w:tab w:val="num" w:pos="5040"/>
+        </w:tabs>
+        <w:ind w:left="5040" w:hanging="360"/>
+      </w:pPr>
+      <w:rPr>
+        <w:rFonts w:ascii="Wingdings" w:hAnsi="Wingdings" w:hint="default"/>
+        <w:sz w:val="20"/>
+      </w:rPr>
+    </w:lvl>
+    <w:lvl w:ilvl="7" w:tentative="1">
+      <w:start w:val="1"/>
+      <w:numFmt w:val="bullet"/>
+      <w:lvlText w:val=""/>
+      <w:lvlJc w:val="left"/>
+      <w:pPr>
+        <w:tabs>
+          <w:tab w:val="num" w:pos="5760"/>
+        </w:tabs>
+        <w:ind w:left="5760" w:hanging="360"/>
+      </w:pPr>
+      <w:rPr>
+        <w:rFonts w:ascii="Wingdings" w:hAnsi="Wingdings" w:hint="default"/>
+        <w:sz w:val="20"/>
+      </w:rPr>
+    </w:lvl>
+    <w:lvl w:ilvl="8" w:tentative="1">
+      <w:start w:val="1"/>
+      <w:numFmt w:val="bullet"/>
+      <w:lvlText w:val=""/>
+      <w:lvlJc w:val="left"/>
+      <w:pPr>
+        <w:tabs>
+          <w:tab w:val="num" w:pos="6480"/>
+        </w:tabs>
+        <w:ind w:left="6480" w:hanging="360"/>
+      </w:pPr>
+      <w:rPr>
+        <w:rFonts w:ascii="Wingdings" w:hAnsi="Wingdings" w:hint="default"/>
+        <w:sz w:val="20"/>
+      </w:rPr>
+    </w:lvl>
+  </w:abstractNum>
+  <w:abstractNum w:abstractNumId="10" w15:restartNumberingAfterBreak="0">
+    <w:nsid w:val="59CE0C00"/>
+    <w:multiLevelType w:val="hybridMultilevel"/>
+    <w:tmpl w:val="17603FBE"/>
+    <w:lvl w:ilvl="0" w:tplc="08160001">
+      <w:start w:val="1"/>
+      <w:numFmt w:val="bullet"/>
+      <w:lvlText w:val=""/>
+      <w:lvlJc w:val="left"/>
+      <w:pPr>
+        <w:ind w:left="720" w:hanging="360"/>
+      </w:pPr>
+      <w:rPr>
+        <w:rFonts w:ascii="Symbol" w:hAnsi="Symbol" w:hint="default"/>
+      </w:rPr>
+    </w:lvl>
+    <w:lvl w:ilvl="1" w:tplc="08160003" w:tentative="1">
+      <w:start w:val="1"/>
+      <w:numFmt w:val="bullet"/>
+      <w:lvlText w:val="o"/>
+      <w:lvlJc w:val="left"/>
+      <w:pPr>
+        <w:ind w:left="1440" w:hanging="360"/>
+      </w:pPr>
+      <w:rPr>
+        <w:rFonts w:ascii="Courier New" w:hAnsi="Courier New" w:cs="Courier New" w:hint="default"/>
+      </w:rPr>
+    </w:lvl>
+    <w:lvl w:ilvl="2" w:tplc="08160005" w:tentative="1">
+      <w:start w:val="1"/>
+      <w:numFmt w:val="bullet"/>
+      <w:lvlText w:val=""/>
+      <w:lvlJc w:val="left"/>
+      <w:pPr>
+        <w:ind w:left="2160" w:hanging="360"/>
+      </w:pPr>
+      <w:rPr>
+        <w:rFonts w:ascii="Wingdings" w:hAnsi="Wingdings" w:hint="default"/>
+      </w:rPr>
+    </w:lvl>
+    <w:lvl w:ilvl="3" w:tplc="08160001" w:tentative="1">
+      <w:start w:val="1"/>
+      <w:numFmt w:val="bullet"/>
+      <w:lvlText w:val=""/>
+      <w:lvlJc w:val="left"/>
+      <w:pPr>
+        <w:ind w:left="2880" w:hanging="360"/>
+      </w:pPr>
+      <w:rPr>
+        <w:rFonts w:ascii="Symbol" w:hAnsi="Symbol" w:hint="default"/>
+      </w:rPr>
+    </w:lvl>
+    <w:lvl w:ilvl="4" w:tplc="08160003" w:tentative="1">
+      <w:start w:val="1"/>
+      <w:numFmt w:val="bullet"/>
+      <w:lvlText w:val="o"/>
+      <w:lvlJc w:val="left"/>
+      <w:pPr>
+        <w:ind w:left="3600" w:hanging="360"/>
+      </w:pPr>
+      <w:rPr>
+        <w:rFonts w:ascii="Courier New" w:hAnsi="Courier New" w:cs="Courier New" w:hint="default"/>
+      </w:rPr>
+    </w:lvl>
+    <w:lvl w:ilvl="5" w:tplc="08160005" w:tentative="1">
+      <w:start w:val="1"/>
+      <w:numFmt w:val="bullet"/>
+      <w:lvlText w:val=""/>
+      <w:lvlJc w:val="left"/>
+      <w:pPr>
+        <w:ind w:left="4320" w:hanging="360"/>
+      </w:pPr>
+      <w:rPr>
+        <w:rFonts w:ascii="Wingdings" w:hAnsi="Wingdings" w:hint="default"/>
+      </w:rPr>
+    </w:lvl>
+    <w:lvl w:ilvl="6" w:tplc="08160001" w:tentative="1">
+      <w:start w:val="1"/>
+      <w:numFmt w:val="bullet"/>
+      <w:lvlText w:val=""/>
+      <w:lvlJc w:val="left"/>
+      <w:pPr>
+        <w:ind w:left="5040" w:hanging="360"/>
+      </w:pPr>
+      <w:rPr>
+        <w:rFonts w:ascii="Symbol" w:hAnsi="Symbol" w:hint="default"/>
+      </w:rPr>
+    </w:lvl>
+    <w:lvl w:ilvl="7" w:tplc="08160003" w:tentative="1">
+      <w:start w:val="1"/>
+      <w:numFmt w:val="bullet"/>
+      <w:lvlText w:val="o"/>
+      <w:lvlJc w:val="left"/>
+      <w:pPr>
+        <w:ind w:left="5760" w:hanging="360"/>
+      </w:pPr>
+      <w:rPr>
+        <w:rFonts w:ascii="Courier New" w:hAnsi="Courier New" w:cs="Courier New" w:hint="default"/>
+      </w:rPr>
+    </w:lvl>
+    <w:lvl w:ilvl="8" w:tplc="08160005" w:tentative="1">
+      <w:start w:val="1"/>
+      <w:numFmt w:val="bullet"/>
+      <w:lvlText w:val=""/>
+      <w:lvlJc w:val="left"/>
+      <w:pPr>
+        <w:ind w:left="6480" w:hanging="360"/>
+      </w:pPr>
+      <w:rPr>
+        <w:rFonts w:ascii="Wingdings" w:hAnsi="Wingdings" w:hint="default"/>
+      </w:rPr>
+    </w:lvl>
+  </w:abstractNum>
+  <w:abstractNum w:abstractNumId="11" w15:restartNumberingAfterBreak="0">
     <w:nsid w:val="61D43FA5"/>
     <w:multiLevelType w:val="hybridMultilevel"/>
     <w:tmpl w:val="F4168162"/>
@@ -2621,7 +5119,7 @@
       </w:rPr>
     </w:lvl>
   </w:abstractNum>
-  <w:abstractNum w:abstractNumId="4" w15:restartNumberingAfterBreak="0">
+  <w:abstractNum w:abstractNumId="12" w15:restartNumberingAfterBreak="0">
     <w:nsid w:val="668F4382"/>
     <w:multiLevelType w:val="multilevel"/>
     <w:tmpl w:val="3BDCEE34"/>
@@ -2770,7 +5268,7 @@
       </w:rPr>
     </w:lvl>
   </w:abstractNum>
-  <w:abstractNum w:abstractNumId="5" w15:restartNumberingAfterBreak="0">
+  <w:abstractNum w:abstractNumId="13" w15:restartNumberingAfterBreak="0">
     <w:nsid w:val="68251D46"/>
     <w:multiLevelType w:val="multilevel"/>
     <w:tmpl w:val="9244DECC"/>
@@ -2919,7 +5417,245 @@
       </w:rPr>
     </w:lvl>
   </w:abstractNum>
-  <w:abstractNum w:abstractNumId="6" w15:restartNumberingAfterBreak="0">
+  <w:abstractNum w:abstractNumId="14" w15:restartNumberingAfterBreak="0">
+    <w:nsid w:val="6D4E1102"/>
+    <w:multiLevelType w:val="multilevel"/>
+    <w:tmpl w:val="7AAEFAB6"/>
+    <w:lvl w:ilvl="0">
+      <w:start w:val="1"/>
+      <w:numFmt w:val="bullet"/>
+      <w:lvlText w:val=""/>
+      <w:lvlJc w:val="left"/>
+      <w:pPr>
+        <w:tabs>
+          <w:tab w:val="num" w:pos="720"/>
+        </w:tabs>
+        <w:ind w:left="720" w:hanging="360"/>
+      </w:pPr>
+      <w:rPr>
+        <w:rFonts w:ascii="Symbol" w:hAnsi="Symbol" w:hint="default"/>
+        <w:sz w:val="20"/>
+      </w:rPr>
+    </w:lvl>
+    <w:lvl w:ilvl="1" w:tentative="1">
+      <w:start w:val="1"/>
+      <w:numFmt w:val="bullet"/>
+      <w:lvlText w:val="o"/>
+      <w:lvlJc w:val="left"/>
+      <w:pPr>
+        <w:tabs>
+          <w:tab w:val="num" w:pos="1440"/>
+        </w:tabs>
+        <w:ind w:left="1440" w:hanging="360"/>
+      </w:pPr>
+      <w:rPr>
+        <w:rFonts w:ascii="Courier New" w:hAnsi="Courier New" w:hint="default"/>
+        <w:sz w:val="20"/>
+      </w:rPr>
+    </w:lvl>
+    <w:lvl w:ilvl="2" w:tentative="1">
+      <w:start w:val="1"/>
+      <w:numFmt w:val="bullet"/>
+      <w:lvlText w:val=""/>
+      <w:lvlJc w:val="left"/>
+      <w:pPr>
+        <w:tabs>
+          <w:tab w:val="num" w:pos="2160"/>
+        </w:tabs>
+        <w:ind w:left="2160" w:hanging="360"/>
+      </w:pPr>
+      <w:rPr>
+        <w:rFonts w:ascii="Wingdings" w:hAnsi="Wingdings" w:hint="default"/>
+        <w:sz w:val="20"/>
+      </w:rPr>
+    </w:lvl>
+    <w:lvl w:ilvl="3" w:tentative="1">
+      <w:start w:val="1"/>
+      <w:numFmt w:val="bullet"/>
+      <w:lvlText w:val=""/>
+      <w:lvlJc w:val="left"/>
+      <w:pPr>
+        <w:tabs>
+          <w:tab w:val="num" w:pos="2880"/>
+        </w:tabs>
+        <w:ind w:left="2880" w:hanging="360"/>
+      </w:pPr>
+      <w:rPr>
+        <w:rFonts w:ascii="Wingdings" w:hAnsi="Wingdings" w:hint="default"/>
+        <w:sz w:val="20"/>
+      </w:rPr>
+    </w:lvl>
+    <w:lvl w:ilvl="4" w:tentative="1">
+      <w:start w:val="1"/>
+      <w:numFmt w:val="bullet"/>
+      <w:lvlText w:val=""/>
+      <w:lvlJc w:val="left"/>
+      <w:pPr>
+        <w:tabs>
+          <w:tab w:val="num" w:pos="3600"/>
+        </w:tabs>
+        <w:ind w:left="3600" w:hanging="360"/>
+      </w:pPr>
+      <w:rPr>
+        <w:rFonts w:ascii="Wingdings" w:hAnsi="Wingdings" w:hint="default"/>
+        <w:sz w:val="20"/>
+      </w:rPr>
+    </w:lvl>
+    <w:lvl w:ilvl="5" w:tentative="1">
+      <w:start w:val="1"/>
+      <w:numFmt w:val="bullet"/>
+      <w:lvlText w:val=""/>
+      <w:lvlJc w:val="left"/>
+      <w:pPr>
+        <w:tabs>
+          <w:tab w:val="num" w:pos="4320"/>
+        </w:tabs>
+        <w:ind w:left="4320" w:hanging="360"/>
+      </w:pPr>
+      <w:rPr>
+        <w:rFonts w:ascii="Wingdings" w:hAnsi="Wingdings" w:hint="default"/>
+        <w:sz w:val="20"/>
+      </w:rPr>
+    </w:lvl>
+    <w:lvl w:ilvl="6" w:tentative="1">
+      <w:start w:val="1"/>
+      <w:numFmt w:val="bullet"/>
+      <w:lvlText w:val=""/>
+      <w:lvlJc w:val="left"/>
+      <w:pPr>
+        <w:tabs>
+          <w:tab w:val="num" w:pos="5040"/>
+        </w:tabs>
+        <w:ind w:left="5040" w:hanging="360"/>
+      </w:pPr>
+      <w:rPr>
+        <w:rFonts w:ascii="Wingdings" w:hAnsi="Wingdings" w:hint="default"/>
+        <w:sz w:val="20"/>
+      </w:rPr>
+    </w:lvl>
+    <w:lvl w:ilvl="7" w:tentative="1">
+      <w:start w:val="1"/>
+      <w:numFmt w:val="bullet"/>
+      <w:lvlText w:val=""/>
+      <w:lvlJc w:val="left"/>
+      <w:pPr>
+        <w:tabs>
+          <w:tab w:val="num" w:pos="5760"/>
+        </w:tabs>
+        <w:ind w:left="5760" w:hanging="360"/>
+      </w:pPr>
+      <w:rPr>
+        <w:rFonts w:ascii="Wingdings" w:hAnsi="Wingdings" w:hint="default"/>
+        <w:sz w:val="20"/>
+      </w:rPr>
+    </w:lvl>
+    <w:lvl w:ilvl="8" w:tentative="1">
+      <w:start w:val="1"/>
+      <w:numFmt w:val="bullet"/>
+      <w:lvlText w:val=""/>
+      <w:lvlJc w:val="left"/>
+      <w:pPr>
+        <w:tabs>
+          <w:tab w:val="num" w:pos="6480"/>
+        </w:tabs>
+        <w:ind w:left="6480" w:hanging="360"/>
+      </w:pPr>
+      <w:rPr>
+        <w:rFonts w:ascii="Wingdings" w:hAnsi="Wingdings" w:hint="default"/>
+        <w:sz w:val="20"/>
+      </w:rPr>
+    </w:lvl>
+  </w:abstractNum>
+  <w:abstractNum w:abstractNumId="15" w15:restartNumberingAfterBreak="0">
+    <w:nsid w:val="71F06608"/>
+    <w:multiLevelType w:val="hybridMultilevel"/>
+    <w:tmpl w:val="3EF6EBC4"/>
+    <w:lvl w:ilvl="0" w:tplc="0816000F">
+      <w:start w:val="1"/>
+      <w:numFmt w:val="decimal"/>
+      <w:lvlText w:val="%1."/>
+      <w:lvlJc w:val="left"/>
+      <w:pPr>
+        <w:ind w:left="720" w:hanging="360"/>
+      </w:pPr>
+      <w:rPr>
+        <w:rFonts w:hint="default"/>
+      </w:rPr>
+    </w:lvl>
+    <w:lvl w:ilvl="1" w:tplc="08160019" w:tentative="1">
+      <w:start w:val="1"/>
+      <w:numFmt w:val="lowerLetter"/>
+      <w:lvlText w:val="%2."/>
+      <w:lvlJc w:val="left"/>
+      <w:pPr>
+        <w:ind w:left="1440" w:hanging="360"/>
+      </w:pPr>
+    </w:lvl>
+    <w:lvl w:ilvl="2" w:tplc="0816001B" w:tentative="1">
+      <w:start w:val="1"/>
+      <w:numFmt w:val="lowerRoman"/>
+      <w:lvlText w:val="%3."/>
+      <w:lvlJc w:val="right"/>
+      <w:pPr>
+        <w:ind w:left="2160" w:hanging="180"/>
+      </w:pPr>
+    </w:lvl>
+    <w:lvl w:ilvl="3" w:tplc="0816000F" w:tentative="1">
+      <w:start w:val="1"/>
+      <w:numFmt w:val="decimal"/>
+      <w:lvlText w:val="%4."/>
+      <w:lvlJc w:val="left"/>
+      <w:pPr>
+        <w:ind w:left="2880" w:hanging="360"/>
+      </w:pPr>
+    </w:lvl>
+    <w:lvl w:ilvl="4" w:tplc="08160019" w:tentative="1">
+      <w:start w:val="1"/>
+      <w:numFmt w:val="lowerLetter"/>
+      <w:lvlText w:val="%5."/>
+      <w:lvlJc w:val="left"/>
+      <w:pPr>
+        <w:ind w:left="3600" w:hanging="360"/>
+      </w:pPr>
+    </w:lvl>
+    <w:lvl w:ilvl="5" w:tplc="0816001B" w:tentative="1">
+      <w:start w:val="1"/>
+      <w:numFmt w:val="lowerRoman"/>
+      <w:lvlText w:val="%6."/>
+      <w:lvlJc w:val="right"/>
+      <w:pPr>
+        <w:ind w:left="4320" w:hanging="180"/>
+      </w:pPr>
+    </w:lvl>
+    <w:lvl w:ilvl="6" w:tplc="0816000F" w:tentative="1">
+      <w:start w:val="1"/>
+      <w:numFmt w:val="decimal"/>
+      <w:lvlText w:val="%7."/>
+      <w:lvlJc w:val="left"/>
+      <w:pPr>
+        <w:ind w:left="5040" w:hanging="360"/>
+      </w:pPr>
+    </w:lvl>
+    <w:lvl w:ilvl="7" w:tplc="08160019" w:tentative="1">
+      <w:start w:val="1"/>
+      <w:numFmt w:val="lowerLetter"/>
+      <w:lvlText w:val="%8."/>
+      <w:lvlJc w:val="left"/>
+      <w:pPr>
+        <w:ind w:left="5760" w:hanging="360"/>
+      </w:pPr>
+    </w:lvl>
+    <w:lvl w:ilvl="8" w:tplc="0816001B" w:tentative="1">
+      <w:start w:val="1"/>
+      <w:numFmt w:val="lowerRoman"/>
+      <w:lvlText w:val="%9."/>
+      <w:lvlJc w:val="right"/>
+      <w:pPr>
+        <w:ind w:left="6480" w:hanging="180"/>
+      </w:pPr>
+    </w:lvl>
+  </w:abstractNum>
+  <w:abstractNum w:abstractNumId="16" w15:restartNumberingAfterBreak="0">
     <w:nsid w:val="744B2A70"/>
     <w:multiLevelType w:val="hybridMultilevel"/>
     <w:tmpl w:val="62140022"/>
@@ -3032,26 +5768,476 @@
       </w:rPr>
     </w:lvl>
   </w:abstractNum>
+  <w:abstractNum w:abstractNumId="17" w15:restartNumberingAfterBreak="0">
+    <w:nsid w:val="7717084B"/>
+    <w:multiLevelType w:val="multilevel"/>
+    <w:tmpl w:val="C666F47C"/>
+    <w:lvl w:ilvl="0">
+      <w:start w:val="1"/>
+      <w:numFmt w:val="bullet"/>
+      <w:lvlText w:val=""/>
+      <w:lvlJc w:val="left"/>
+      <w:pPr>
+        <w:tabs>
+          <w:tab w:val="num" w:pos="720"/>
+        </w:tabs>
+        <w:ind w:left="720" w:hanging="360"/>
+      </w:pPr>
+      <w:rPr>
+        <w:rFonts w:ascii="Symbol" w:hAnsi="Symbol" w:hint="default"/>
+        <w:sz w:val="20"/>
+      </w:rPr>
+    </w:lvl>
+    <w:lvl w:ilvl="1" w:tentative="1">
+      <w:start w:val="1"/>
+      <w:numFmt w:val="bullet"/>
+      <w:lvlText w:val="o"/>
+      <w:lvlJc w:val="left"/>
+      <w:pPr>
+        <w:tabs>
+          <w:tab w:val="num" w:pos="1440"/>
+        </w:tabs>
+        <w:ind w:left="1440" w:hanging="360"/>
+      </w:pPr>
+      <w:rPr>
+        <w:rFonts w:ascii="Courier New" w:hAnsi="Courier New" w:hint="default"/>
+        <w:sz w:val="20"/>
+      </w:rPr>
+    </w:lvl>
+    <w:lvl w:ilvl="2" w:tentative="1">
+      <w:start w:val="1"/>
+      <w:numFmt w:val="bullet"/>
+      <w:lvlText w:val=""/>
+      <w:lvlJc w:val="left"/>
+      <w:pPr>
+        <w:tabs>
+          <w:tab w:val="num" w:pos="2160"/>
+        </w:tabs>
+        <w:ind w:left="2160" w:hanging="360"/>
+      </w:pPr>
+      <w:rPr>
+        <w:rFonts w:ascii="Wingdings" w:hAnsi="Wingdings" w:hint="default"/>
+        <w:sz w:val="20"/>
+      </w:rPr>
+    </w:lvl>
+    <w:lvl w:ilvl="3" w:tentative="1">
+      <w:start w:val="1"/>
+      <w:numFmt w:val="bullet"/>
+      <w:lvlText w:val=""/>
+      <w:lvlJc w:val="left"/>
+      <w:pPr>
+        <w:tabs>
+          <w:tab w:val="num" w:pos="2880"/>
+        </w:tabs>
+        <w:ind w:left="2880" w:hanging="360"/>
+      </w:pPr>
+      <w:rPr>
+        <w:rFonts w:ascii="Wingdings" w:hAnsi="Wingdings" w:hint="default"/>
+        <w:sz w:val="20"/>
+      </w:rPr>
+    </w:lvl>
+    <w:lvl w:ilvl="4" w:tentative="1">
+      <w:start w:val="1"/>
+      <w:numFmt w:val="bullet"/>
+      <w:lvlText w:val=""/>
+      <w:lvlJc w:val="left"/>
+      <w:pPr>
+        <w:tabs>
+          <w:tab w:val="num" w:pos="3600"/>
+        </w:tabs>
+        <w:ind w:left="3600" w:hanging="360"/>
+      </w:pPr>
+      <w:rPr>
+        <w:rFonts w:ascii="Wingdings" w:hAnsi="Wingdings" w:hint="default"/>
+        <w:sz w:val="20"/>
+      </w:rPr>
+    </w:lvl>
+    <w:lvl w:ilvl="5" w:tentative="1">
+      <w:start w:val="1"/>
+      <w:numFmt w:val="bullet"/>
+      <w:lvlText w:val=""/>
+      <w:lvlJc w:val="left"/>
+      <w:pPr>
+        <w:tabs>
+          <w:tab w:val="num" w:pos="4320"/>
+        </w:tabs>
+        <w:ind w:left="4320" w:hanging="360"/>
+      </w:pPr>
+      <w:rPr>
+        <w:rFonts w:ascii="Wingdings" w:hAnsi="Wingdings" w:hint="default"/>
+        <w:sz w:val="20"/>
+      </w:rPr>
+    </w:lvl>
+    <w:lvl w:ilvl="6" w:tentative="1">
+      <w:start w:val="1"/>
+      <w:numFmt w:val="bullet"/>
+      <w:lvlText w:val=""/>
+      <w:lvlJc w:val="left"/>
+      <w:pPr>
+        <w:tabs>
+          <w:tab w:val="num" w:pos="5040"/>
+        </w:tabs>
+        <w:ind w:left="5040" w:hanging="360"/>
+      </w:pPr>
+      <w:rPr>
+        <w:rFonts w:ascii="Wingdings" w:hAnsi="Wingdings" w:hint="default"/>
+        <w:sz w:val="20"/>
+      </w:rPr>
+    </w:lvl>
+    <w:lvl w:ilvl="7" w:tentative="1">
+      <w:start w:val="1"/>
+      <w:numFmt w:val="bullet"/>
+      <w:lvlText w:val=""/>
+      <w:lvlJc w:val="left"/>
+      <w:pPr>
+        <w:tabs>
+          <w:tab w:val="num" w:pos="5760"/>
+        </w:tabs>
+        <w:ind w:left="5760" w:hanging="360"/>
+      </w:pPr>
+      <w:rPr>
+        <w:rFonts w:ascii="Wingdings" w:hAnsi="Wingdings" w:hint="default"/>
+        <w:sz w:val="20"/>
+      </w:rPr>
+    </w:lvl>
+    <w:lvl w:ilvl="8" w:tentative="1">
+      <w:start w:val="1"/>
+      <w:numFmt w:val="bullet"/>
+      <w:lvlText w:val=""/>
+      <w:lvlJc w:val="left"/>
+      <w:pPr>
+        <w:tabs>
+          <w:tab w:val="num" w:pos="6480"/>
+        </w:tabs>
+        <w:ind w:left="6480" w:hanging="360"/>
+      </w:pPr>
+      <w:rPr>
+        <w:rFonts w:ascii="Wingdings" w:hAnsi="Wingdings" w:hint="default"/>
+        <w:sz w:val="20"/>
+      </w:rPr>
+    </w:lvl>
+  </w:abstractNum>
+  <w:abstractNum w:abstractNumId="18" w15:restartNumberingAfterBreak="0">
+    <w:nsid w:val="7845532B"/>
+    <w:multiLevelType w:val="hybridMultilevel"/>
+    <w:tmpl w:val="3C8C4E50"/>
+    <w:lvl w:ilvl="0" w:tplc="08160001">
+      <w:start w:val="1"/>
+      <w:numFmt w:val="bullet"/>
+      <w:lvlText w:val=""/>
+      <w:lvlJc w:val="left"/>
+      <w:pPr>
+        <w:ind w:left="720" w:hanging="360"/>
+      </w:pPr>
+      <w:rPr>
+        <w:rFonts w:ascii="Symbol" w:hAnsi="Symbol" w:hint="default"/>
+      </w:rPr>
+    </w:lvl>
+    <w:lvl w:ilvl="1" w:tplc="08160003" w:tentative="1">
+      <w:start w:val="1"/>
+      <w:numFmt w:val="bullet"/>
+      <w:lvlText w:val="o"/>
+      <w:lvlJc w:val="left"/>
+      <w:pPr>
+        <w:ind w:left="1440" w:hanging="360"/>
+      </w:pPr>
+      <w:rPr>
+        <w:rFonts w:ascii="Courier New" w:hAnsi="Courier New" w:cs="Courier New" w:hint="default"/>
+      </w:rPr>
+    </w:lvl>
+    <w:lvl w:ilvl="2" w:tplc="08160005" w:tentative="1">
+      <w:start w:val="1"/>
+      <w:numFmt w:val="bullet"/>
+      <w:lvlText w:val=""/>
+      <w:lvlJc w:val="left"/>
+      <w:pPr>
+        <w:ind w:left="2160" w:hanging="360"/>
+      </w:pPr>
+      <w:rPr>
+        <w:rFonts w:ascii="Wingdings" w:hAnsi="Wingdings" w:hint="default"/>
+      </w:rPr>
+    </w:lvl>
+    <w:lvl w:ilvl="3" w:tplc="08160001" w:tentative="1">
+      <w:start w:val="1"/>
+      <w:numFmt w:val="bullet"/>
+      <w:lvlText w:val=""/>
+      <w:lvlJc w:val="left"/>
+      <w:pPr>
+        <w:ind w:left="2880" w:hanging="360"/>
+      </w:pPr>
+      <w:rPr>
+        <w:rFonts w:ascii="Symbol" w:hAnsi="Symbol" w:hint="default"/>
+      </w:rPr>
+    </w:lvl>
+    <w:lvl w:ilvl="4" w:tplc="08160003" w:tentative="1">
+      <w:start w:val="1"/>
+      <w:numFmt w:val="bullet"/>
+      <w:lvlText w:val="o"/>
+      <w:lvlJc w:val="left"/>
+      <w:pPr>
+        <w:ind w:left="3600" w:hanging="360"/>
+      </w:pPr>
+      <w:rPr>
+        <w:rFonts w:ascii="Courier New" w:hAnsi="Courier New" w:cs="Courier New" w:hint="default"/>
+      </w:rPr>
+    </w:lvl>
+    <w:lvl w:ilvl="5" w:tplc="08160005" w:tentative="1">
+      <w:start w:val="1"/>
+      <w:numFmt w:val="bullet"/>
+      <w:lvlText w:val=""/>
+      <w:lvlJc w:val="left"/>
+      <w:pPr>
+        <w:ind w:left="4320" w:hanging="360"/>
+      </w:pPr>
+      <w:rPr>
+        <w:rFonts w:ascii="Wingdings" w:hAnsi="Wingdings" w:hint="default"/>
+      </w:rPr>
+    </w:lvl>
+    <w:lvl w:ilvl="6" w:tplc="08160001" w:tentative="1">
+      <w:start w:val="1"/>
+      <w:numFmt w:val="bullet"/>
+      <w:lvlText w:val=""/>
+      <w:lvlJc w:val="left"/>
+      <w:pPr>
+        <w:ind w:left="5040" w:hanging="360"/>
+      </w:pPr>
+      <w:rPr>
+        <w:rFonts w:ascii="Symbol" w:hAnsi="Symbol" w:hint="default"/>
+      </w:rPr>
+    </w:lvl>
+    <w:lvl w:ilvl="7" w:tplc="08160003" w:tentative="1">
+      <w:start w:val="1"/>
+      <w:numFmt w:val="bullet"/>
+      <w:lvlText w:val="o"/>
+      <w:lvlJc w:val="left"/>
+      <w:pPr>
+        <w:ind w:left="5760" w:hanging="360"/>
+      </w:pPr>
+      <w:rPr>
+        <w:rFonts w:ascii="Courier New" w:hAnsi="Courier New" w:cs="Courier New" w:hint="default"/>
+      </w:rPr>
+    </w:lvl>
+    <w:lvl w:ilvl="8" w:tplc="08160005" w:tentative="1">
+      <w:start w:val="1"/>
+      <w:numFmt w:val="bullet"/>
+      <w:lvlText w:val=""/>
+      <w:lvlJc w:val="left"/>
+      <w:pPr>
+        <w:ind w:left="6480" w:hanging="360"/>
+      </w:pPr>
+      <w:rPr>
+        <w:rFonts w:ascii="Wingdings" w:hAnsi="Wingdings" w:hint="default"/>
+      </w:rPr>
+    </w:lvl>
+  </w:abstractNum>
+  <w:abstractNum w:abstractNumId="19" w15:restartNumberingAfterBreak="0">
+    <w:nsid w:val="7A671E20"/>
+    <w:multiLevelType w:val="multilevel"/>
+    <w:tmpl w:val="ECA2B28C"/>
+    <w:lvl w:ilvl="0">
+      <w:start w:val="1"/>
+      <w:numFmt w:val="bullet"/>
+      <w:lvlText w:val=""/>
+      <w:lvlJc w:val="left"/>
+      <w:pPr>
+        <w:tabs>
+          <w:tab w:val="num" w:pos="720"/>
+        </w:tabs>
+        <w:ind w:left="720" w:hanging="360"/>
+      </w:pPr>
+      <w:rPr>
+        <w:rFonts w:ascii="Symbol" w:hAnsi="Symbol" w:hint="default"/>
+        <w:sz w:val="20"/>
+      </w:rPr>
+    </w:lvl>
+    <w:lvl w:ilvl="1" w:tentative="1">
+      <w:start w:val="1"/>
+      <w:numFmt w:val="bullet"/>
+      <w:lvlText w:val="o"/>
+      <w:lvlJc w:val="left"/>
+      <w:pPr>
+        <w:tabs>
+          <w:tab w:val="num" w:pos="1440"/>
+        </w:tabs>
+        <w:ind w:left="1440" w:hanging="360"/>
+      </w:pPr>
+      <w:rPr>
+        <w:rFonts w:ascii="Courier New" w:hAnsi="Courier New" w:hint="default"/>
+        <w:sz w:val="20"/>
+      </w:rPr>
+    </w:lvl>
+    <w:lvl w:ilvl="2" w:tentative="1">
+      <w:start w:val="1"/>
+      <w:numFmt w:val="bullet"/>
+      <w:lvlText w:val=""/>
+      <w:lvlJc w:val="left"/>
+      <w:pPr>
+        <w:tabs>
+          <w:tab w:val="num" w:pos="2160"/>
+        </w:tabs>
+        <w:ind w:left="2160" w:hanging="360"/>
+      </w:pPr>
+      <w:rPr>
+        <w:rFonts w:ascii="Wingdings" w:hAnsi="Wingdings" w:hint="default"/>
+        <w:sz w:val="20"/>
+      </w:rPr>
+    </w:lvl>
+    <w:lvl w:ilvl="3" w:tentative="1">
+      <w:start w:val="1"/>
+      <w:numFmt w:val="bullet"/>
+      <w:lvlText w:val=""/>
+      <w:lvlJc w:val="left"/>
+      <w:pPr>
+        <w:tabs>
+          <w:tab w:val="num" w:pos="2880"/>
+        </w:tabs>
+        <w:ind w:left="2880" w:hanging="360"/>
+      </w:pPr>
+      <w:rPr>
+        <w:rFonts w:ascii="Wingdings" w:hAnsi="Wingdings" w:hint="default"/>
+        <w:sz w:val="20"/>
+      </w:rPr>
+    </w:lvl>
+    <w:lvl w:ilvl="4" w:tentative="1">
+      <w:start w:val="1"/>
+      <w:numFmt w:val="bullet"/>
+      <w:lvlText w:val=""/>
+      <w:lvlJc w:val="left"/>
+      <w:pPr>
+        <w:tabs>
+          <w:tab w:val="num" w:pos="3600"/>
+        </w:tabs>
+        <w:ind w:left="3600" w:hanging="360"/>
+      </w:pPr>
+      <w:rPr>
+        <w:rFonts w:ascii="Wingdings" w:hAnsi="Wingdings" w:hint="default"/>
+        <w:sz w:val="20"/>
+      </w:rPr>
+    </w:lvl>
+    <w:lvl w:ilvl="5" w:tentative="1">
+      <w:start w:val="1"/>
+      <w:numFmt w:val="bullet"/>
+      <w:lvlText w:val=""/>
+      <w:lvlJc w:val="left"/>
+      <w:pPr>
+        <w:tabs>
+          <w:tab w:val="num" w:pos="4320"/>
+        </w:tabs>
+        <w:ind w:left="4320" w:hanging="360"/>
+      </w:pPr>
+      <w:rPr>
+        <w:rFonts w:ascii="Wingdings" w:hAnsi="Wingdings" w:hint="default"/>
+        <w:sz w:val="20"/>
+      </w:rPr>
+    </w:lvl>
+    <w:lvl w:ilvl="6" w:tentative="1">
+      <w:start w:val="1"/>
+      <w:numFmt w:val="bullet"/>
+      <w:lvlText w:val=""/>
+      <w:lvlJc w:val="left"/>
+      <w:pPr>
+        <w:tabs>
+          <w:tab w:val="num" w:pos="5040"/>
+        </w:tabs>
+        <w:ind w:left="5040" w:hanging="360"/>
+      </w:pPr>
+      <w:rPr>
+        <w:rFonts w:ascii="Wingdings" w:hAnsi="Wingdings" w:hint="default"/>
+        <w:sz w:val="20"/>
+      </w:rPr>
+    </w:lvl>
+    <w:lvl w:ilvl="7" w:tentative="1">
+      <w:start w:val="1"/>
+      <w:numFmt w:val="bullet"/>
+      <w:lvlText w:val=""/>
+      <w:lvlJc w:val="left"/>
+      <w:pPr>
+        <w:tabs>
+          <w:tab w:val="num" w:pos="5760"/>
+        </w:tabs>
+        <w:ind w:left="5760" w:hanging="360"/>
+      </w:pPr>
+      <w:rPr>
+        <w:rFonts w:ascii="Wingdings" w:hAnsi="Wingdings" w:hint="default"/>
+        <w:sz w:val="20"/>
+      </w:rPr>
+    </w:lvl>
+    <w:lvl w:ilvl="8" w:tentative="1">
+      <w:start w:val="1"/>
+      <w:numFmt w:val="bullet"/>
+      <w:lvlText w:val=""/>
+      <w:lvlJc w:val="left"/>
+      <w:pPr>
+        <w:tabs>
+          <w:tab w:val="num" w:pos="6480"/>
+        </w:tabs>
+        <w:ind w:left="6480" w:hanging="360"/>
+      </w:pPr>
+      <w:rPr>
+        <w:rFonts w:ascii="Wingdings" w:hAnsi="Wingdings" w:hint="default"/>
+        <w:sz w:val="20"/>
+      </w:rPr>
+    </w:lvl>
+  </w:abstractNum>
   <w:num w:numId="1" w16cid:durableId="864054094">
-    <w:abstractNumId w:val="3"/>
+    <w:abstractNumId w:val="11"/>
   </w:num>
   <w:num w:numId="2" w16cid:durableId="1378622862">
     <w:abstractNumId w:val="0"/>
   </w:num>
   <w:num w:numId="3" w16cid:durableId="1812207202">
+    <w:abstractNumId w:val="12"/>
+  </w:num>
+  <w:num w:numId="4" w16cid:durableId="2089300413">
+    <w:abstractNumId w:val="13"/>
+  </w:num>
+  <w:num w:numId="5" w16cid:durableId="1068112141">
+    <w:abstractNumId w:val="8"/>
+  </w:num>
+  <w:num w:numId="6" w16cid:durableId="1886990305">
+    <w:abstractNumId w:val="5"/>
+  </w:num>
+  <w:num w:numId="7" w16cid:durableId="1307391749">
+    <w:abstractNumId w:val="16"/>
+  </w:num>
+  <w:num w:numId="8" w16cid:durableId="1020543882">
+    <w:abstractNumId w:val="2"/>
+  </w:num>
+  <w:num w:numId="9" w16cid:durableId="1632662404">
+    <w:abstractNumId w:val="1"/>
+  </w:num>
+  <w:num w:numId="10" w16cid:durableId="1770346847">
+    <w:abstractNumId w:val="14"/>
+  </w:num>
+  <w:num w:numId="11" w16cid:durableId="1313366094">
+    <w:abstractNumId w:val="6"/>
+  </w:num>
+  <w:num w:numId="12" w16cid:durableId="1768112929">
+    <w:abstractNumId w:val="9"/>
+  </w:num>
+  <w:num w:numId="13" w16cid:durableId="504907333">
+    <w:abstractNumId w:val="19"/>
+  </w:num>
+  <w:num w:numId="14" w16cid:durableId="1769160956">
+    <w:abstractNumId w:val="17"/>
+  </w:num>
+  <w:num w:numId="15" w16cid:durableId="900480561">
+    <w:abstractNumId w:val="7"/>
+  </w:num>
+  <w:num w:numId="16" w16cid:durableId="158204895">
+    <w:abstractNumId w:val="15"/>
+  </w:num>
+  <w:num w:numId="17" w16cid:durableId="1291739090">
     <w:abstractNumId w:val="4"/>
   </w:num>
-  <w:num w:numId="4" w16cid:durableId="2089300413">
-    <w:abstractNumId w:val="5"/>
+  <w:num w:numId="18" w16cid:durableId="1280717629">
+    <w:abstractNumId w:val="18"/>
   </w:num>
-  <w:num w:numId="5" w16cid:durableId="1068112141">
-    <w:abstractNumId w:val="2"/>
+  <w:num w:numId="19" w16cid:durableId="255871062">
+    <w:abstractNumId w:val="10"/>
   </w:num>
-  <w:num w:numId="6" w16cid:durableId="1886990305">
-    <w:abstractNumId w:val="1"/>
-  </w:num>
-  <w:num w:numId="7" w16cid:durableId="1307391749">
-    <w:abstractNumId w:val="6"/>
+  <w:num w:numId="20" w16cid:durableId="348459256">
+    <w:abstractNumId w:val="3"/>
   </w:num>
 </w:numbering>
 </file>
